--- a/writing/Template first page.docx
+++ b/writing/Template first page.docx
@@ -1,6 +1,6 @@
 
 <file path=word/document.xml><?xml version="1.0" encoding="utf-8"?>
-<w:document xmlns:wpc="http://schemas.microsoft.com/office/word/2010/wordprocessingCanvas" xmlns:cx="http://schemas.microsoft.com/office/drawing/2014/chartex" xmlns:cx1="http://schemas.microsoft.com/office/drawing/2015/9/8/chartex" xmlns:cx2="http://schemas.microsoft.com/office/drawing/2015/10/21/chartex" xmlns:cx3="http://schemas.microsoft.com/office/drawing/2016/5/9/chartex" xmlns:cx4="http://schemas.microsoft.com/office/drawing/2016/5/10/chartex" xmlns:cx5="http://schemas.microsoft.com/office/drawing/2016/5/11/chartex" xmlns:cx6="http://schemas.microsoft.com/office/drawing/2016/5/12/chartex" xmlns:cx7="http://schemas.microsoft.com/office/drawing/2016/5/13/chartex" xmlns:cx8="http://schemas.microsoft.com/office/drawing/2016/5/14/chartex" xmlns:mc="http://schemas.openxmlformats.org/markup-compatibility/2006" xmlns:aink="http://schemas.microsoft.com/office/drawing/2016/ink" xmlns:am3d="http://schemas.microsoft.com/office/drawing/2017/model3d" xmlns:o="urn:schemas-microsoft-com:office:office" xmlns:oel="http://schemas.microsoft.com/office/2019/extlst" xmlns:r="http://schemas.openxmlformats.org/officeDocument/2006/relationships" xmlns:m="http://schemas.openxmlformats.org/officeDocument/2006/math" xmlns:v="urn:schemas-microsoft-com:vml" xmlns:wp14="http://schemas.microsoft.com/office/word/2010/wordprocessingDrawing" xmlns:wp="http://schemas.openxmlformats.org/drawingml/2006/wordprocessingDrawing" xmlns:w10="urn:schemas-microsoft-com:office:word" xmlns:w="http://schemas.openxmlformats.org/wordprocessingml/2006/main" xmlns:w14="http://schemas.microsoft.com/office/word/2010/wordml" xmlns:w15="http://schemas.microsoft.com/office/word/2012/wordml" xmlns:w16cex="http://schemas.microsoft.com/office/word/2018/wordml/cex" xmlns:w16cid="http://schemas.microsoft.com/office/word/2016/wordml/cid" xmlns:w16="http://schemas.microsoft.com/office/word/2018/wordml" xmlns:w16sdtdh="http://schemas.microsoft.com/office/word/2020/wordml/sdtdatahash" xmlns:w16se="http://schemas.microsoft.com/office/word/2015/wordml/symex" xmlns:wpg="http://schemas.microsoft.com/office/word/2010/wordprocessingGroup" xmlns:wpi="http://schemas.microsoft.com/office/word/2010/wordprocessingInk" xmlns:wne="http://schemas.microsoft.com/office/word/2006/wordml" xmlns:wps="http://schemas.microsoft.com/office/word/2010/wordprocessingShape" mc:Ignorable="w14 w15 w16se w16cid w16 w16cex w16sdtdh wp14">
+<w:document xmlns:o="urn:schemas-microsoft-com:office:office" xmlns:r="http://schemas.openxmlformats.org/officeDocument/2006/relationships" xmlns:v="urn:schemas-microsoft-com:vml" xmlns:w="http://schemas.openxmlformats.org/wordprocessingml/2006/main" xmlns:w10="urn:schemas-microsoft-com:office:word" xmlns:wp="http://schemas.openxmlformats.org/drawingml/2006/wordprocessingDrawing" xmlns:pic="http://schemas.openxmlformats.org/drawingml/2006/picture" xmlns:wps="http://schemas.microsoft.com/office/word/2010/wordprocessingShape" xmlns:wpg="http://schemas.microsoft.com/office/word/2010/wordprocessingGroup" xmlns:mc="http://schemas.openxmlformats.org/markup-compatibility/2006" xmlns:wp14="http://schemas.microsoft.com/office/word/2010/wordprocessingDrawing" xmlns:w14="http://schemas.microsoft.com/office/word/2010/wordml" xmlns:w15="http://schemas.microsoft.com/office/word/2012/wordml" mc:Ignorable="w14 wp14 w15">
   <w:body>
     <w:p>
       <w:pPr>
@@ -8,13 +8,13 @@
         <w:ind w:right="-1"/>
         <w:jc w:val="right"/>
         <w:rPr>
-          <w:rStyle w:val="Starkbetoning"/>
-          <w:lang w:val="en-US"/>
-        </w:rPr>
-      </w:pPr>
-      <w:r>
-        <w:rPr>
-          <w:rStyle w:val="Starkbetoning"/>
+          <w:rStyle w:val="IntenseEmphasis"/>
+          <w:lang w:val="en-US"/>
+        </w:rPr>
+      </w:pPr>
+      <w:r>
+        <w:rPr>
+          <w:rStyle w:val="IntenseEmphasis"/>
           <w:lang w:val="en-US"/>
         </w:rPr>
         <w:t>Linköping University | Department of Management and Engineering</w:t>
@@ -26,33 +26,17 @@
         <w:ind w:right="-1"/>
         <w:jc w:val="right"/>
         <w:rPr>
-          <w:rStyle w:val="Starkbetoning"/>
-          <w:lang w:val="en-US"/>
-        </w:rPr>
-      </w:pPr>
-      <w:r>
-        <w:rPr>
-          <w:rStyle w:val="Starkbetoning"/>
-          <w:lang w:val="en-US"/>
-        </w:rPr>
-        <w:t>Master’s thesis, 30</w:t>
-      </w:r>
-      <w:r>
-        <w:rPr>
-          <w:rStyle w:val="Starkbetoning"/>
-          <w:lang w:val="en-US"/>
-        </w:rPr>
-        <w:t xml:space="preserve"> credits| Master’s </w:t>
-      </w:r>
-      <w:proofErr w:type="spellStart"/>
-      <w:r>
-        <w:rPr>
-          <w:rStyle w:val="Starkbetoning"/>
-          <w:lang w:val="en-US"/>
-        </w:rPr>
-        <w:t>programme</w:t>
-      </w:r>
-      <w:proofErr w:type="spellEnd"/>
+          <w:rStyle w:val="IntenseEmphasis"/>
+          <w:lang w:val="en-US"/>
+        </w:rPr>
+      </w:pPr>
+      <w:r>
+        <w:rPr>
+          <w:rStyle w:val="IntenseEmphasis"/>
+          <w:lang w:val="en-US"/>
+        </w:rPr>
+        <w:t>Master’s thesis, 30 credits| Master’s programme</w:t>
+      </w:r>
     </w:p>
     <w:p>
       <w:pPr>
@@ -60,114 +44,126 @@
         <w:ind w:right="-1"/>
         <w:jc w:val="right"/>
         <w:rPr>
-          <w:rStyle w:val="Starkbetoning"/>
-          <w:lang w:val="en-US"/>
-        </w:rPr>
-      </w:pPr>
-      <w:proofErr w:type="gramStart"/>
-      <w:r>
-        <w:rPr>
-          <w:rStyle w:val="Starkbetoning"/>
-          <w:lang w:val="en-US"/>
-        </w:rPr>
-        <w:t xml:space="preserve">Spring </w:t>
-      </w:r>
-      <w:r>
-        <w:rPr>
-          <w:rStyle w:val="Starkbetoning"/>
-          <w:lang w:val="en-US"/>
-        </w:rPr>
-        <w:t xml:space="preserve"> 2</w:t>
-      </w:r>
-      <w:r>
-        <w:rPr>
-          <w:rStyle w:val="Starkbetoning"/>
-          <w:lang w:val="en-US"/>
-        </w:rPr>
-        <w:t>02</w:t>
-      </w:r>
-      <w:r>
-        <w:rPr>
-          <w:rStyle w:val="Starkbetoning"/>
-          <w:lang w:val="en-US"/>
-        </w:rPr>
-        <w:t>4</w:t>
-      </w:r>
-      <w:proofErr w:type="gramEnd"/>
-      <w:r>
-        <w:rPr>
-          <w:rStyle w:val="Starkbetoning"/>
-          <w:lang w:val="en-US"/>
-        </w:rPr>
-        <w:t>| ISRN-number</w:t>
-      </w:r>
-    </w:p>
-    <w:p>
-      <w:pPr>
-        <w:rPr>
-          <w:lang w:val="en-US"/>
-        </w:rPr>
-      </w:pPr>
-    </w:p>
-    <w:p>
-      <w:pPr>
-        <w:rPr>
-          <w:lang w:val="en-US"/>
-        </w:rPr>
-      </w:pPr>
-    </w:p>
-    <w:p>
-      <w:pPr>
-        <w:rPr>
-          <w:lang w:val="en-US"/>
-        </w:rPr>
-      </w:pPr>
-    </w:p>
-    <w:p>
-      <w:pPr>
-        <w:rPr>
-          <w:lang w:val="en-US"/>
-        </w:rPr>
-      </w:pPr>
-    </w:p>
-    <w:p>
-      <w:pPr>
-        <w:rPr>
-          <w:lang w:val="en-US"/>
-        </w:rPr>
-      </w:pPr>
-    </w:p>
-    <w:p>
-      <w:pPr>
-        <w:rPr>
-          <w:lang w:val="en-US"/>
-        </w:rPr>
-      </w:pPr>
-    </w:p>
-    <w:p>
-      <w:pPr>
-        <w:rPr>
-          <w:lang w:val="en-US"/>
-        </w:rPr>
-      </w:pPr>
-    </w:p>
-    <w:p>
-      <w:pPr>
-        <w:pStyle w:val="Rubrik"/>
-        <w:rPr>
-          <w:lang w:val="en-US"/>
-        </w:rPr>
-      </w:pPr>
-      <w:r>
-        <w:rPr>
-          <w:lang w:val="en-US"/>
-        </w:rPr>
-        <w:t>Title of the thesis - it can be rather long</w:t>
-      </w:r>
-    </w:p>
-    <w:p>
-      <w:pPr>
-        <w:pStyle w:val="Underrubrik"/>
+          <w:rStyle w:val="IntenseEmphasis"/>
+          <w:lang w:val="en-US"/>
+        </w:rPr>
+      </w:pPr>
+      <w:r>
+        <w:rPr>
+          <w:rStyle w:val="IntenseEmphasis"/>
+          <w:lang w:val="en-US"/>
+        </w:rPr>
+        <w:t>Spring  2026| LIU-IEI-FIL-A–26/05238–SE</w:t>
+      </w:r>
+    </w:p>
+    <w:p>
+      <w:pPr>
+        <w:pStyle w:val="Normal"/>
+        <w:rPr>
+          <w:lang w:val="en-US"/>
+        </w:rPr>
+      </w:pPr>
+      <w:r>
+        <w:rPr>
+          <w:lang w:val="en-US"/>
+        </w:rPr>
+      </w:r>
+    </w:p>
+    <w:p>
+      <w:pPr>
+        <w:pStyle w:val="Normal"/>
+        <w:rPr>
+          <w:lang w:val="en-US"/>
+        </w:rPr>
+      </w:pPr>
+      <w:r>
+        <w:rPr>
+          <w:lang w:val="en-US"/>
+        </w:rPr>
+      </w:r>
+    </w:p>
+    <w:p>
+      <w:pPr>
+        <w:pStyle w:val="Normal"/>
+        <w:rPr>
+          <w:lang w:val="en-US"/>
+        </w:rPr>
+      </w:pPr>
+      <w:r>
+        <w:rPr>
+          <w:lang w:val="en-US"/>
+        </w:rPr>
+      </w:r>
+    </w:p>
+    <w:p>
+      <w:pPr>
+        <w:pStyle w:val="Normal"/>
+        <w:rPr>
+          <w:lang w:val="en-US"/>
+        </w:rPr>
+      </w:pPr>
+      <w:r>
+        <w:rPr>
+          <w:lang w:val="en-US"/>
+        </w:rPr>
+      </w:r>
+    </w:p>
+    <w:p>
+      <w:pPr>
+        <w:pStyle w:val="Normal"/>
+        <w:rPr>
+          <w:lang w:val="en-US"/>
+        </w:rPr>
+      </w:pPr>
+      <w:r>
+        <w:rPr>
+          <w:lang w:val="en-US"/>
+        </w:rPr>
+      </w:r>
+    </w:p>
+    <w:p>
+      <w:pPr>
+        <w:pStyle w:val="Normal"/>
+        <w:rPr>
+          <w:lang w:val="en-US"/>
+        </w:rPr>
+      </w:pPr>
+      <w:r>
+        <w:rPr>
+          <w:lang w:val="en-US"/>
+        </w:rPr>
+      </w:r>
+    </w:p>
+    <w:p>
+      <w:pPr>
+        <w:pStyle w:val="Normal"/>
+        <w:rPr>
+          <w:lang w:val="en-US"/>
+        </w:rPr>
+      </w:pPr>
+      <w:r>
+        <w:rPr>
+          <w:lang w:val="en-US"/>
+        </w:rPr>
+      </w:r>
+    </w:p>
+    <w:p>
+      <w:pPr>
+        <w:pStyle w:val="Title"/>
+        <w:rPr>
+          <w:lang w:val="en-US"/>
+        </w:rPr>
+      </w:pPr>
+      <w:r>
+        <w:rPr>
+          <w:lang w:val="en-US"/>
+        </w:rPr>
+        <w:t>Activating Antagonism</w:t>
+      </w:r>
+    </w:p>
+    <w:p>
+      <w:pPr>
+        <w:pStyle w:val="Subtitle"/>
         <w:rPr>
           <w:lang w:val="en-US"/>
         </w:rPr>
@@ -182,7 +178,13 @@
         <w:rPr>
           <w:lang w:val="en-US"/>
         </w:rPr>
-        <w:t>Subtitle here and it can sometimes be even longer than the main title</w:t>
+        <w:t xml:space="preserve">Populism and Ego-Network Structure among German </w:t>
+      </w:r>
+      <w:r>
+        <w:rPr>
+          <w:lang w:val="en-US"/>
+        </w:rPr>
+        <w:t>MPs on Twitter</w:t>
       </w:r>
     </w:p>
     <w:p>
@@ -191,6 +193,7 @@
         <w:ind w:left="1701" w:right="685"/>
         <w:rPr>
           <w:rFonts w:ascii="Calibri-Italic" w:hAnsi="Calibri-Italic" w:cs="Calibri-Italic"/>
+          <w:i/>
           <w:i/>
           <w:iCs/>
           <w:sz w:val="30"/>
@@ -198,25 +201,24 @@
           <w:lang w:val="en-US"/>
         </w:rPr>
       </w:pPr>
-    </w:p>
-    <w:p>
-      <w:pPr>
-        <w:ind w:left="1701" w:right="685"/>
-        <w:rPr>
-          <w:rFonts w:ascii="Calibri-Italic" w:hAnsi="Calibri-Italic" w:cs="Calibri-Italic"/>
+      <w:r>
+        <w:rPr>
+          <w:rFonts w:cs="Calibri-Italic" w:ascii="Calibri-Italic" w:hAnsi="Calibri-Italic"/>
           <w:i/>
           <w:iCs/>
           <w:sz w:val="30"/>
           <w:szCs w:val="30"/>
           <w:lang w:val="en-US"/>
         </w:rPr>
-      </w:pPr>
-    </w:p>
-    <w:p>
-      <w:pPr>
+      </w:r>
+    </w:p>
+    <w:p>
+      <w:pPr>
+        <w:pStyle w:val="Normal"/>
         <w:ind w:left="1701" w:right="685"/>
         <w:rPr>
           <w:rFonts w:ascii="Calibri-Italic" w:hAnsi="Calibri-Italic" w:cs="Calibri-Italic"/>
+          <w:i/>
           <w:i/>
           <w:iCs/>
           <w:sz w:val="30"/>
@@ -224,43 +226,57 @@
           <w:lang w:val="en-US"/>
         </w:rPr>
       </w:pPr>
+      <w:r>
+        <w:rPr>
+          <w:rFonts w:cs="Calibri-Italic" w:ascii="Calibri-Italic" w:hAnsi="Calibri-Italic"/>
+          <w:i/>
+          <w:iCs/>
+          <w:sz w:val="30"/>
+          <w:szCs w:val="30"/>
+          <w:lang w:val="en-US"/>
+        </w:rPr>
+      </w:r>
+    </w:p>
+    <w:p>
+      <w:pPr>
+        <w:pStyle w:val="Normal"/>
+        <w:ind w:left="1701" w:right="685"/>
+        <w:rPr>
+          <w:rFonts w:ascii="Calibri-Italic" w:hAnsi="Calibri-Italic" w:cs="Calibri-Italic"/>
+          <w:i/>
+          <w:i/>
+          <w:iCs/>
+          <w:sz w:val="30"/>
+          <w:szCs w:val="30"/>
+          <w:lang w:val="en-US"/>
+        </w:rPr>
+      </w:pPr>
+      <w:r>
+        <w:rPr>
+          <w:rFonts w:cs="Calibri-Italic" w:ascii="Calibri-Italic" w:hAnsi="Calibri-Italic"/>
+          <w:i/>
+          <w:iCs/>
+          <w:sz w:val="30"/>
+          <w:szCs w:val="30"/>
+          <w:lang w:val="en-US"/>
+        </w:rPr>
+      </w:r>
     </w:p>
     <w:p>
       <w:pPr>
         <w:pStyle w:val="Allmntstyckeformat"/>
         <w:ind w:left="1701"/>
         <w:rPr>
-          <w:rStyle w:val="Stark"/>
-          <w:lang w:val="en-US"/>
-        </w:rPr>
-      </w:pPr>
-      <w:r>
-        <w:rPr>
-          <w:rStyle w:val="Stark"/>
-          <w:lang w:val="en-US"/>
-        </w:rPr>
-        <w:t>Authors</w:t>
-      </w:r>
-      <w:r>
-        <w:rPr>
-          <w:rStyle w:val="Stark"/>
-          <w:lang w:val="en-US"/>
-        </w:rPr>
-        <w:t xml:space="preserve"> Nam</w:t>
-      </w:r>
-      <w:r>
-        <w:rPr>
-          <w:rStyle w:val="Stark"/>
-          <w:lang w:val="en-US"/>
-        </w:rPr>
-        <w:t>e</w:t>
-      </w:r>
-      <w:r>
-        <w:rPr>
-          <w:rStyle w:val="Stark"/>
-          <w:lang w:val="en-US"/>
-        </w:rPr>
-        <w:t xml:space="preserve"> </w:t>
+          <w:rStyle w:val="Strong"/>
+          <w:lang w:val="en-US"/>
+        </w:rPr>
+      </w:pPr>
+      <w:r>
+        <w:rPr>
+          <w:rStyle w:val="Strong"/>
+          <w:lang w:val="en-US"/>
+        </w:rPr>
+        <w:t>Thomas Haase</w:t>
       </w:r>
     </w:p>
     <w:p>
@@ -274,70 +290,76 @@
           <w:lang w:val="en-US"/>
         </w:rPr>
       </w:pPr>
+      <w:r>
+        <w:rPr>
+          <w:rFonts w:cs="Calibri" w:ascii="Calibri" w:hAnsi="Calibri"/>
+          <w:sz w:val="20"/>
+          <w:szCs w:val="20"/>
+          <w:lang w:val="en-US"/>
+        </w:rPr>
+      </w:r>
     </w:p>
     <w:p>
       <w:pPr>
         <w:pStyle w:val="Allmntstyckeformat"/>
         <w:ind w:left="1701"/>
         <w:rPr>
-          <w:rStyle w:val="Betoning"/>
-          <w:lang w:val="en-US"/>
-        </w:rPr>
-      </w:pPr>
-      <w:r>
-        <w:rPr>
-          <w:rStyle w:val="Betoning"/>
-          <w:lang w:val="en-US"/>
-        </w:rPr>
-        <w:t>Supervisor: Name</w:t>
-      </w:r>
-      <w:r>
-        <w:rPr>
-          <w:rStyle w:val="Betoning"/>
-          <w:lang w:val="en-US"/>
-        </w:rPr>
-        <w:t xml:space="preserve"> </w:t>
-      </w:r>
-      <w:r>
-        <w:rPr>
-          <w:rStyle w:val="Betoning"/>
-          <w:lang w:val="en-US"/>
-        </w:rPr>
-        <w:t>Surname</w:t>
-      </w:r>
-      <w:r>
-        <w:rPr>
-          <w:rStyle w:val="Betoning"/>
-          <w:lang w:val="en-US"/>
-        </w:rPr>
-        <w:t xml:space="preserve"> </w:t>
-      </w:r>
-    </w:p>
-    <w:p>
-      <w:pPr>
+          <w:rStyle w:val="Emphasis"/>
+          <w:lang w:val="en-US"/>
+        </w:rPr>
+      </w:pPr>
+      <w:r>
+        <w:rPr>
+          <w:rStyle w:val="Emphasis"/>
+          <w:lang w:val="en-US"/>
+        </w:rPr>
+        <w:t xml:space="preserve">Main </w:t>
+      </w:r>
+      <w:r>
+        <w:rPr>
+          <w:rStyle w:val="Emphasis"/>
+          <w:lang w:val="en-US"/>
+        </w:rPr>
+        <w:t>Supervisor: Károly Takács</w:t>
+      </w:r>
+    </w:p>
+    <w:p>
+      <w:pPr>
+        <w:pStyle w:val="Allmntstyckeformat"/>
+        <w:ind w:left="1701"/>
+        <w:rPr>
+          <w:rStyle w:val="Emphasis"/>
+          <w:lang w:val="en-US"/>
+        </w:rPr>
+      </w:pPr>
+      <w:r>
+        <w:rPr>
+          <w:rStyle w:val="Emphasis"/>
+          <w:lang w:val="en-US"/>
+        </w:rPr>
+        <w:t>Second Supervisor: Philipp Lorenz-Spreen</w:t>
+      </w:r>
+    </w:p>
+    <w:p>
+      <w:pPr>
+        <w:pStyle w:val="Normal"/>
         <w:ind w:left="1701" w:right="685"/>
         <w:rPr>
-          <w:rStyle w:val="Betoning"/>
-          <w:lang w:val="en-US"/>
-        </w:rPr>
-      </w:pPr>
-      <w:r>
-        <w:rPr>
-          <w:rStyle w:val="Betoning"/>
-          <w:lang w:val="en-US"/>
-        </w:rPr>
-        <w:t>Examin</w:t>
-      </w:r>
-      <w:r>
-        <w:rPr>
-          <w:rStyle w:val="Betoning"/>
-          <w:lang w:val="en-US"/>
-        </w:rPr>
-        <w:t>er: Name Surname</w:t>
-      </w:r>
-    </w:p>
-    <w:p>
-      <w:pPr>
+          <w:rStyle w:val="Emphasis"/>
+          <w:lang w:val="en-US"/>
+        </w:rPr>
+      </w:pPr>
+      <w:r>
+        <w:rPr>
+          <w:rStyle w:val="Emphasis"/>
+          <w:lang w:val="en-US"/>
+        </w:rPr>
+        <w:t>Examiner: Miriam Hurtado Bodell</w:t>
+      </w:r>
+    </w:p>
+    <w:p>
+      <w:pPr>
+        <w:pStyle w:val="Normal"/>
         <w:ind w:left="2268" w:right="685"/>
         <w:rPr>
           <w:rFonts w:ascii="Calibri" w:hAnsi="Calibri" w:cs="Calibri"/>
@@ -346,9 +368,18 @@
           <w:lang w:val="en-US"/>
         </w:rPr>
       </w:pPr>
-    </w:p>
-    <w:p>
-      <w:pPr>
+      <w:r>
+        <w:rPr>
+          <w:rFonts w:cs="Calibri" w:ascii="Calibri" w:hAnsi="Calibri"/>
+          <w:sz w:val="20"/>
+          <w:szCs w:val="20"/>
+          <w:lang w:val="en-US"/>
+        </w:rPr>
+      </w:r>
+    </w:p>
+    <w:p>
+      <w:pPr>
+        <w:pStyle w:val="Normal"/>
         <w:ind w:left="2268" w:right="685"/>
         <w:rPr>
           <w:rFonts w:ascii="Calibri" w:hAnsi="Calibri" w:cs="Calibri"/>
@@ -357,9 +388,18 @@
           <w:lang w:val="en-US"/>
         </w:rPr>
       </w:pPr>
-    </w:p>
-    <w:p>
-      <w:pPr>
+      <w:r>
+        <w:rPr>
+          <w:rFonts w:cs="Calibri" w:ascii="Calibri" w:hAnsi="Calibri"/>
+          <w:sz w:val="20"/>
+          <w:szCs w:val="20"/>
+          <w:lang w:val="en-US"/>
+        </w:rPr>
+      </w:r>
+    </w:p>
+    <w:p>
+      <w:pPr>
+        <w:pStyle w:val="Normal"/>
         <w:ind w:left="2268" w:right="685"/>
         <w:rPr>
           <w:rFonts w:ascii="Calibri" w:hAnsi="Calibri" w:cs="Calibri"/>
@@ -368,9 +408,18 @@
           <w:lang w:val="en-US"/>
         </w:rPr>
       </w:pPr>
-    </w:p>
-    <w:p>
-      <w:pPr>
+      <w:r>
+        <w:rPr>
+          <w:rFonts w:cs="Calibri" w:ascii="Calibri" w:hAnsi="Calibri"/>
+          <w:sz w:val="20"/>
+          <w:szCs w:val="20"/>
+          <w:lang w:val="en-US"/>
+        </w:rPr>
+      </w:r>
+    </w:p>
+    <w:p>
+      <w:pPr>
+        <w:pStyle w:val="Normal"/>
         <w:ind w:left="2268" w:right="685"/>
         <w:rPr>
           <w:rFonts w:ascii="Calibri" w:hAnsi="Calibri" w:cs="Calibri"/>
@@ -379,9 +428,18 @@
           <w:lang w:val="en-US"/>
         </w:rPr>
       </w:pPr>
-    </w:p>
-    <w:p>
-      <w:pPr>
+      <w:r>
+        <w:rPr>
+          <w:rFonts w:cs="Calibri" w:ascii="Calibri" w:hAnsi="Calibri"/>
+          <w:sz w:val="20"/>
+          <w:szCs w:val="20"/>
+          <w:lang w:val="en-US"/>
+        </w:rPr>
+      </w:r>
+    </w:p>
+    <w:p>
+      <w:pPr>
+        <w:pStyle w:val="Normal"/>
         <w:ind w:left="2268" w:right="685"/>
         <w:rPr>
           <w:rFonts w:ascii="Calibri" w:hAnsi="Calibri" w:cs="Calibri"/>
@@ -390,9 +448,18 @@
           <w:lang w:val="en-US"/>
         </w:rPr>
       </w:pPr>
-    </w:p>
-    <w:p>
-      <w:pPr>
+      <w:r>
+        <w:rPr>
+          <w:rFonts w:cs="Calibri" w:ascii="Calibri" w:hAnsi="Calibri"/>
+          <w:sz w:val="20"/>
+          <w:szCs w:val="20"/>
+          <w:lang w:val="en-US"/>
+        </w:rPr>
+      </w:r>
+    </w:p>
+    <w:p>
+      <w:pPr>
+        <w:pStyle w:val="Normal"/>
         <w:ind w:left="2268" w:right="685"/>
         <w:rPr>
           <w:rFonts w:ascii="Calibri" w:hAnsi="Calibri" w:cs="Calibri"/>
@@ -401,9 +468,18 @@
           <w:lang w:val="en-US"/>
         </w:rPr>
       </w:pPr>
-    </w:p>
-    <w:p>
-      <w:pPr>
+      <w:r>
+        <w:rPr>
+          <w:rFonts w:cs="Calibri" w:ascii="Calibri" w:hAnsi="Calibri"/>
+          <w:sz w:val="20"/>
+          <w:szCs w:val="20"/>
+          <w:lang w:val="en-US"/>
+        </w:rPr>
+      </w:r>
+    </w:p>
+    <w:p>
+      <w:pPr>
+        <w:pStyle w:val="Normal"/>
         <w:ind w:left="2268" w:right="685"/>
         <w:rPr>
           <w:rFonts w:ascii="Calibri" w:hAnsi="Calibri" w:cs="Calibri"/>
@@ -412,9 +488,18 @@
           <w:lang w:val="en-US"/>
         </w:rPr>
       </w:pPr>
-    </w:p>
-    <w:p>
-      <w:pPr>
+      <w:r>
+        <w:rPr>
+          <w:rFonts w:cs="Calibri" w:ascii="Calibri" w:hAnsi="Calibri"/>
+          <w:sz w:val="20"/>
+          <w:szCs w:val="20"/>
+          <w:lang w:val="en-US"/>
+        </w:rPr>
+      </w:r>
+    </w:p>
+    <w:p>
+      <w:pPr>
+        <w:pStyle w:val="Normal"/>
         <w:ind w:left="2268" w:right="685"/>
         <w:rPr>
           <w:rFonts w:ascii="Calibri" w:hAnsi="Calibri" w:cs="Calibri"/>
@@ -423,9 +508,18 @@
           <w:lang w:val="en-US"/>
         </w:rPr>
       </w:pPr>
-    </w:p>
-    <w:p>
-      <w:pPr>
+      <w:r>
+        <w:rPr>
+          <w:rFonts w:cs="Calibri" w:ascii="Calibri" w:hAnsi="Calibri"/>
+          <w:sz w:val="20"/>
+          <w:szCs w:val="20"/>
+          <w:lang w:val="en-US"/>
+        </w:rPr>
+      </w:r>
+    </w:p>
+    <w:p>
+      <w:pPr>
+        <w:pStyle w:val="Normal"/>
         <w:ind w:left="2268" w:right="685"/>
         <w:rPr>
           <w:rFonts w:ascii="Calibri" w:hAnsi="Calibri" w:cs="Calibri"/>
@@ -434,9 +528,18 @@
           <w:lang w:val="en-US"/>
         </w:rPr>
       </w:pPr>
-    </w:p>
-    <w:p>
-      <w:pPr>
+      <w:r>
+        <w:rPr>
+          <w:rFonts w:cs="Calibri" w:ascii="Calibri" w:hAnsi="Calibri"/>
+          <w:sz w:val="20"/>
+          <w:szCs w:val="20"/>
+          <w:lang w:val="en-US"/>
+        </w:rPr>
+      </w:r>
+    </w:p>
+    <w:p>
+      <w:pPr>
+        <w:pStyle w:val="Normal"/>
         <w:ind w:left="2268" w:right="685"/>
         <w:rPr>
           <w:rFonts w:ascii="Calibri" w:hAnsi="Calibri" w:cs="Calibri"/>
@@ -445,9 +548,18 @@
           <w:lang w:val="en-US"/>
         </w:rPr>
       </w:pPr>
-    </w:p>
-    <w:p>
-      <w:pPr>
+      <w:r>
+        <w:rPr>
+          <w:rFonts w:cs="Calibri" w:ascii="Calibri" w:hAnsi="Calibri"/>
+          <w:sz w:val="20"/>
+          <w:szCs w:val="20"/>
+          <w:lang w:val="en-US"/>
+        </w:rPr>
+      </w:r>
+    </w:p>
+    <w:p>
+      <w:pPr>
+        <w:pStyle w:val="Normal"/>
         <w:ind w:left="2268" w:right="685"/>
         <w:rPr>
           <w:rFonts w:ascii="Calibri" w:hAnsi="Calibri" w:cs="Calibri"/>
@@ -456,9 +568,18 @@
           <w:lang w:val="en-US"/>
         </w:rPr>
       </w:pPr>
-    </w:p>
-    <w:p>
-      <w:pPr>
+      <w:r>
+        <w:rPr>
+          <w:rFonts w:cs="Calibri" w:ascii="Calibri" w:hAnsi="Calibri"/>
+          <w:sz w:val="20"/>
+          <w:szCs w:val="20"/>
+          <w:lang w:val="en-US"/>
+        </w:rPr>
+      </w:r>
+    </w:p>
+    <w:p>
+      <w:pPr>
+        <w:pStyle w:val="Normal"/>
         <w:ind w:left="2268" w:right="685"/>
         <w:rPr>
           <w:rFonts w:ascii="Calibri" w:hAnsi="Calibri" w:cs="Calibri"/>
@@ -467,9 +588,18 @@
           <w:lang w:val="en-US"/>
         </w:rPr>
       </w:pPr>
-    </w:p>
-    <w:p>
-      <w:pPr>
+      <w:r>
+        <w:rPr>
+          <w:rFonts w:cs="Calibri" w:ascii="Calibri" w:hAnsi="Calibri"/>
+          <w:sz w:val="20"/>
+          <w:szCs w:val="20"/>
+          <w:lang w:val="en-US"/>
+        </w:rPr>
+      </w:r>
+    </w:p>
+    <w:p>
+      <w:pPr>
+        <w:pStyle w:val="Normal"/>
         <w:ind w:left="2268" w:right="685"/>
         <w:rPr>
           <w:rFonts w:ascii="Calibri" w:hAnsi="Calibri" w:cs="Calibri"/>
@@ -478,9 +608,18 @@
           <w:lang w:val="en-US"/>
         </w:rPr>
       </w:pPr>
-    </w:p>
-    <w:p>
-      <w:pPr>
+      <w:r>
+        <w:rPr>
+          <w:rFonts w:cs="Calibri" w:ascii="Calibri" w:hAnsi="Calibri"/>
+          <w:sz w:val="20"/>
+          <w:szCs w:val="20"/>
+          <w:lang w:val="en-US"/>
+        </w:rPr>
+      </w:r>
+    </w:p>
+    <w:p>
+      <w:pPr>
+        <w:pStyle w:val="Normal"/>
         <w:ind w:left="2268" w:right="685"/>
         <w:rPr>
           <w:rFonts w:ascii="Calibri" w:hAnsi="Calibri" w:cs="Calibri"/>
@@ -489,9 +628,18 @@
           <w:lang w:val="en-US"/>
         </w:rPr>
       </w:pPr>
-    </w:p>
-    <w:p>
-      <w:pPr>
+      <w:r>
+        <w:rPr>
+          <w:rFonts w:cs="Calibri" w:ascii="Calibri" w:hAnsi="Calibri"/>
+          <w:sz w:val="20"/>
+          <w:szCs w:val="20"/>
+          <w:lang w:val="en-US"/>
+        </w:rPr>
+      </w:r>
+    </w:p>
+    <w:p>
+      <w:pPr>
+        <w:pStyle w:val="Normal"/>
         <w:ind w:left="2268" w:right="685"/>
         <w:rPr>
           <w:rFonts w:ascii="Calibri" w:hAnsi="Calibri" w:cs="Calibri"/>
@@ -500,9 +648,18 @@
           <w:lang w:val="en-US"/>
         </w:rPr>
       </w:pPr>
-    </w:p>
-    <w:p>
-      <w:pPr>
+      <w:r>
+        <w:rPr>
+          <w:rFonts w:cs="Calibri" w:ascii="Calibri" w:hAnsi="Calibri"/>
+          <w:sz w:val="20"/>
+          <w:szCs w:val="20"/>
+          <w:lang w:val="en-US"/>
+        </w:rPr>
+      </w:r>
+    </w:p>
+    <w:p>
+      <w:pPr>
+        <w:pStyle w:val="Normal"/>
         <w:ind w:left="2268" w:right="685"/>
         <w:rPr>
           <w:rFonts w:ascii="Calibri" w:hAnsi="Calibri" w:cs="Calibri"/>
@@ -511,9 +668,18 @@
           <w:lang w:val="en-US"/>
         </w:rPr>
       </w:pPr>
-    </w:p>
-    <w:p>
-      <w:pPr>
+      <w:r>
+        <w:rPr>
+          <w:rFonts w:cs="Calibri" w:ascii="Calibri" w:hAnsi="Calibri"/>
+          <w:sz w:val="20"/>
+          <w:szCs w:val="20"/>
+          <w:lang w:val="en-US"/>
+        </w:rPr>
+      </w:r>
+    </w:p>
+    <w:p>
+      <w:pPr>
+        <w:pStyle w:val="Normal"/>
         <w:ind w:left="2268" w:right="685"/>
         <w:rPr>
           <w:rFonts w:ascii="Calibri" w:hAnsi="Calibri" w:cs="Calibri"/>
@@ -522,9 +688,18 @@
           <w:lang w:val="en-US"/>
         </w:rPr>
       </w:pPr>
-    </w:p>
-    <w:p>
-      <w:pPr>
+      <w:r>
+        <w:rPr>
+          <w:rFonts w:cs="Calibri" w:ascii="Calibri" w:hAnsi="Calibri"/>
+          <w:sz w:val="20"/>
+          <w:szCs w:val="20"/>
+          <w:lang w:val="en-US"/>
+        </w:rPr>
+      </w:r>
+    </w:p>
+    <w:p>
+      <w:pPr>
+        <w:pStyle w:val="Normal"/>
         <w:ind w:left="2268" w:right="685"/>
         <w:rPr>
           <w:rFonts w:ascii="Calibri" w:hAnsi="Calibri" w:cs="Calibri"/>
@@ -533,9 +708,18 @@
           <w:lang w:val="en-US"/>
         </w:rPr>
       </w:pPr>
-    </w:p>
-    <w:p>
-      <w:pPr>
+      <w:r>
+        <w:rPr>
+          <w:rFonts w:cs="Calibri" w:ascii="Calibri" w:hAnsi="Calibri"/>
+          <w:sz w:val="20"/>
+          <w:szCs w:val="20"/>
+          <w:lang w:val="en-US"/>
+        </w:rPr>
+      </w:r>
+    </w:p>
+    <w:p>
+      <w:pPr>
+        <w:pStyle w:val="Normal"/>
         <w:ind w:left="2268" w:right="685"/>
         <w:rPr>
           <w:rFonts w:ascii="Calibri" w:hAnsi="Calibri" w:cs="Calibri"/>
@@ -544,9 +728,18 @@
           <w:lang w:val="en-US"/>
         </w:rPr>
       </w:pPr>
-    </w:p>
-    <w:p>
-      <w:pPr>
+      <w:r>
+        <w:rPr>
+          <w:rFonts w:cs="Calibri" w:ascii="Calibri" w:hAnsi="Calibri"/>
+          <w:sz w:val="20"/>
+          <w:szCs w:val="20"/>
+          <w:lang w:val="en-US"/>
+        </w:rPr>
+      </w:r>
+    </w:p>
+    <w:p>
+      <w:pPr>
+        <w:pStyle w:val="Normal"/>
         <w:ind w:left="2268" w:right="685"/>
         <w:rPr>
           <w:rFonts w:ascii="Calibri" w:hAnsi="Calibri" w:cs="Calibri"/>
@@ -555,9 +748,18 @@
           <w:lang w:val="en-US"/>
         </w:rPr>
       </w:pPr>
-    </w:p>
-    <w:p>
-      <w:pPr>
+      <w:r>
+        <w:rPr>
+          <w:rFonts w:cs="Calibri" w:ascii="Calibri" w:hAnsi="Calibri"/>
+          <w:sz w:val="20"/>
+          <w:szCs w:val="20"/>
+          <w:lang w:val="en-US"/>
+        </w:rPr>
+      </w:r>
+    </w:p>
+    <w:p>
+      <w:pPr>
+        <w:pStyle w:val="Normal"/>
         <w:ind w:left="2268" w:right="685"/>
         <w:rPr>
           <w:rFonts w:ascii="Calibri" w:hAnsi="Calibri" w:cs="Calibri"/>
@@ -566,9 +768,18 @@
           <w:lang w:val="en-US"/>
         </w:rPr>
       </w:pPr>
-    </w:p>
-    <w:p>
-      <w:pPr>
+      <w:r>
+        <w:rPr>
+          <w:rFonts w:cs="Calibri" w:ascii="Calibri" w:hAnsi="Calibri"/>
+          <w:sz w:val="20"/>
+          <w:szCs w:val="20"/>
+          <w:lang w:val="en-US"/>
+        </w:rPr>
+      </w:r>
+    </w:p>
+    <w:p>
+      <w:pPr>
+        <w:pStyle w:val="Normal"/>
         <w:ind w:left="2268" w:right="685"/>
         <w:rPr>
           <w:rFonts w:ascii="Calibri" w:hAnsi="Calibri" w:cs="Calibri"/>
@@ -579,14 +790,13 @@
       </w:pPr>
       <w:r>
         <w:rPr>
-          <w:rFonts w:ascii="Calibri" w:hAnsi="Calibri" w:cs="Calibri"/>
-          <w:noProof/>
-          <w:sz w:val="20"/>
-          <w:szCs w:val="20"/>
-          <w:lang w:eastAsia="sv-SE"/>
+          <w:rFonts w:cs="Calibri" w:ascii="Calibri" w:hAnsi="Calibri"/>
+          <w:sz w:val="20"/>
+          <w:szCs w:val="20"/>
+          <w:lang w:val="en-US"/>
         </w:rPr>
         <w:drawing>
-          <wp:anchor distT="0" distB="0" distL="114300" distR="114300" simplePos="0" relativeHeight="251660288" behindDoc="0" locked="0" layoutInCell="1" allowOverlap="1" wp14:anchorId="25A9B4C5" wp14:editId="25A9B4C6">
+          <wp:anchor behindDoc="0" distT="0" distB="0" distL="114300" distR="114300" simplePos="0" locked="0" layoutInCell="0" allowOverlap="1" relativeHeight="2">
             <wp:simplePos x="0" y="0"/>
             <wp:positionH relativeFrom="margin">
               <wp:posOffset>-61595</wp:posOffset>
@@ -598,21 +808,534 @@
             <wp:effectExtent l="0" t="0" r="0" b="0"/>
             <wp:wrapTight wrapText="bothSides">
               <wp:wrapPolygon edited="0">
-                <wp:start x="1204" y="3321"/>
-                <wp:lineTo x="1204" y="17552"/>
-                <wp:lineTo x="1549" y="18026"/>
-                <wp:lineTo x="5162" y="18975"/>
-                <wp:lineTo x="9119" y="18975"/>
-                <wp:lineTo x="19788" y="18026"/>
-                <wp:lineTo x="20648" y="14706"/>
-                <wp:lineTo x="19443" y="11859"/>
-                <wp:lineTo x="19960" y="9013"/>
-                <wp:lineTo x="18583" y="8064"/>
-                <wp:lineTo x="3269" y="3321"/>
-                <wp:lineTo x="1204" y="3321"/>
+                <wp:start x="1459" y="4375"/>
+                <wp:lineTo x="1459" y="4427"/>
+                <wp:lineTo x="1459" y="4478"/>
+                <wp:lineTo x="1459" y="4530"/>
+                <wp:lineTo x="1459" y="4581"/>
+                <wp:lineTo x="1459" y="4633"/>
+                <wp:lineTo x="1459" y="4684"/>
+                <wp:lineTo x="1459" y="4736"/>
+                <wp:lineTo x="1459" y="4787"/>
+                <wp:lineTo x="1459" y="4840"/>
+                <wp:lineTo x="1459" y="4890"/>
+                <wp:lineTo x="1459" y="4943"/>
+                <wp:lineTo x="1459" y="4993"/>
+                <wp:lineTo x="1459" y="5046"/>
+                <wp:lineTo x="1459" y="5096"/>
+                <wp:lineTo x="1459" y="5148"/>
+                <wp:lineTo x="1459" y="5198"/>
+                <wp:lineTo x="1459" y="5251"/>
+                <wp:lineTo x="1459" y="5301"/>
+                <wp:lineTo x="1459" y="5354"/>
+                <wp:lineTo x="1459" y="5404"/>
+                <wp:lineTo x="1459" y="5457"/>
+                <wp:lineTo x="1459" y="5508"/>
+                <wp:lineTo x="1459" y="5560"/>
+                <wp:lineTo x="1459" y="5611"/>
+                <wp:lineTo x="1459" y="5663"/>
+                <wp:lineTo x="1459" y="5714"/>
+                <wp:lineTo x="1459" y="5766"/>
+                <wp:lineTo x="1459" y="5817"/>
+                <wp:lineTo x="1459" y="5869"/>
+                <wp:lineTo x="1459" y="5920"/>
+                <wp:lineTo x="1459" y="5973"/>
+                <wp:lineTo x="1459" y="6023"/>
+                <wp:lineTo x="1459" y="6076"/>
+                <wp:lineTo x="1459" y="6126"/>
+                <wp:lineTo x="1459" y="6178"/>
+                <wp:lineTo x="1459" y="6228"/>
+                <wp:lineTo x="1459" y="6281"/>
+                <wp:lineTo x="1459" y="6331"/>
+                <wp:lineTo x="1459" y="6384"/>
+                <wp:lineTo x="1459" y="6434"/>
+                <wp:lineTo x="1459" y="6487"/>
+                <wp:lineTo x="1459" y="6537"/>
+                <wp:lineTo x="1459" y="6590"/>
+                <wp:lineTo x="1459" y="6641"/>
+                <wp:lineTo x="1459" y="6693"/>
+                <wp:lineTo x="1459" y="6744"/>
+                <wp:lineTo x="1459" y="6796"/>
+                <wp:lineTo x="1459" y="6847"/>
+                <wp:lineTo x="1459" y="6899"/>
+                <wp:lineTo x="1459" y="6950"/>
+                <wp:lineTo x="1459" y="7002"/>
+                <wp:lineTo x="1459" y="7053"/>
+                <wp:lineTo x="1459" y="7105"/>
+                <wp:lineTo x="1459" y="7156"/>
+                <wp:lineTo x="1459" y="7208"/>
+                <wp:lineTo x="1459" y="7260"/>
+                <wp:lineTo x="1459" y="7311"/>
+                <wp:lineTo x="1459" y="7363"/>
+                <wp:lineTo x="1459" y="7414"/>
+                <wp:lineTo x="1459" y="7466"/>
+                <wp:lineTo x="1459" y="7517"/>
+                <wp:lineTo x="1459" y="7569"/>
+                <wp:lineTo x="1459" y="7620"/>
+                <wp:lineTo x="1459" y="7673"/>
+                <wp:lineTo x="1459" y="7723"/>
+                <wp:lineTo x="1459" y="7776"/>
+                <wp:lineTo x="1459" y="7826"/>
+                <wp:lineTo x="1459" y="7879"/>
+                <wp:lineTo x="1459" y="7929"/>
+                <wp:lineTo x="1459" y="7982"/>
+                <wp:lineTo x="1459" y="8032"/>
+                <wp:lineTo x="1459" y="8085"/>
+                <wp:lineTo x="1459" y="8135"/>
+                <wp:lineTo x="1459" y="8188"/>
+                <wp:lineTo x="1459" y="8237"/>
+                <wp:lineTo x="1459" y="8290"/>
+                <wp:lineTo x="1459" y="8341"/>
+                <wp:lineTo x="1459" y="8393"/>
+                <wp:lineTo x="1459" y="8444"/>
+                <wp:lineTo x="1459" y="8496"/>
+                <wp:lineTo x="1459" y="8547"/>
+                <wp:lineTo x="1459" y="8599"/>
+                <wp:lineTo x="1459" y="8650"/>
+                <wp:lineTo x="1459" y="8702"/>
+                <wp:lineTo x="1459" y="8753"/>
+                <wp:lineTo x="1459" y="8806"/>
+                <wp:lineTo x="1459" y="8856"/>
+                <wp:lineTo x="1459" y="8909"/>
+                <wp:lineTo x="1459" y="8959"/>
+                <wp:lineTo x="1459" y="9012"/>
+                <wp:lineTo x="1459" y="9062"/>
+                <wp:lineTo x="1459" y="9115"/>
+                <wp:lineTo x="1459" y="9165"/>
+                <wp:lineTo x="1459" y="9218"/>
+                <wp:lineTo x="1459" y="9267"/>
+                <wp:lineTo x="1459" y="9320"/>
+                <wp:lineTo x="1459" y="9370"/>
+                <wp:lineTo x="1459" y="9423"/>
+                <wp:lineTo x="1459" y="9473"/>
+                <wp:lineTo x="1459" y="9526"/>
+                <wp:lineTo x="1459" y="9577"/>
+                <wp:lineTo x="1459" y="9629"/>
+                <wp:lineTo x="1459" y="9680"/>
+                <wp:lineTo x="1459" y="9732"/>
+                <wp:lineTo x="1459" y="9783"/>
+                <wp:lineTo x="1459" y="9835"/>
+                <wp:lineTo x="1459" y="9886"/>
+                <wp:lineTo x="1459" y="9938"/>
+                <wp:lineTo x="1459" y="9989"/>
+                <wp:lineTo x="1459" y="10042"/>
+                <wp:lineTo x="1459" y="10092"/>
+                <wp:lineTo x="1459" y="10145"/>
+                <wp:lineTo x="1459" y="10195"/>
+                <wp:lineTo x="1459" y="10248"/>
+                <wp:lineTo x="1459" y="10297"/>
+                <wp:lineTo x="1459" y="10350"/>
+                <wp:lineTo x="1459" y="10400"/>
+                <wp:lineTo x="1459" y="10453"/>
+                <wp:lineTo x="1459" y="10503"/>
+                <wp:lineTo x="1459" y="10556"/>
+                <wp:lineTo x="1459" y="10606"/>
+                <wp:lineTo x="1459" y="10659"/>
+                <wp:lineTo x="1459" y="10710"/>
+                <wp:lineTo x="1459" y="10762"/>
+                <wp:lineTo x="1459" y="10813"/>
+                <wp:lineTo x="1459" y="10865"/>
+                <wp:lineTo x="1459" y="10916"/>
+                <wp:lineTo x="1459" y="10968"/>
+                <wp:lineTo x="1459" y="11019"/>
+                <wp:lineTo x="1459" y="11071"/>
+                <wp:lineTo x="1459" y="11122"/>
+                <wp:lineTo x="1459" y="11175"/>
+                <wp:lineTo x="1459" y="11225"/>
+                <wp:lineTo x="1459" y="11278"/>
+                <wp:lineTo x="1459" y="11327"/>
+                <wp:lineTo x="1459" y="11380"/>
+                <wp:lineTo x="1459" y="11430"/>
+                <wp:lineTo x="1459" y="11483"/>
+                <wp:lineTo x="1459" y="11533"/>
+                <wp:lineTo x="1459" y="11586"/>
+                <wp:lineTo x="1459" y="11636"/>
+                <wp:lineTo x="1459" y="11689"/>
+                <wp:lineTo x="1459" y="11739"/>
+                <wp:lineTo x="1459" y="11792"/>
+                <wp:lineTo x="1459" y="11842"/>
+                <wp:lineTo x="1459" y="11895"/>
+                <wp:lineTo x="1459" y="11946"/>
+                <wp:lineTo x="1459" y="11998"/>
+                <wp:lineTo x="1459" y="12049"/>
+                <wp:lineTo x="1459" y="12101"/>
+                <wp:lineTo x="1459" y="12152"/>
+                <wp:lineTo x="1459" y="12204"/>
+                <wp:lineTo x="1459" y="12255"/>
+                <wp:lineTo x="1459" y="12307"/>
+                <wp:lineTo x="1459" y="12357"/>
+                <wp:lineTo x="1459" y="12410"/>
+                <wp:lineTo x="1459" y="12460"/>
+                <wp:lineTo x="1459" y="12513"/>
+                <wp:lineTo x="1459" y="12563"/>
+                <wp:lineTo x="1459" y="12616"/>
+                <wp:lineTo x="1459" y="12666"/>
+                <wp:lineTo x="1459" y="12719"/>
+                <wp:lineTo x="1459" y="12769"/>
+                <wp:lineTo x="1459" y="12822"/>
+                <wp:lineTo x="1459" y="12872"/>
+                <wp:lineTo x="1459" y="12925"/>
+                <wp:lineTo x="1459" y="12975"/>
+                <wp:lineTo x="1459" y="13028"/>
+                <wp:lineTo x="1459" y="13079"/>
+                <wp:lineTo x="1459" y="13131"/>
+                <wp:lineTo x="1459" y="13182"/>
+                <wp:lineTo x="1459" y="13234"/>
+                <wp:lineTo x="1459" y="13285"/>
+                <wp:lineTo x="1459" y="13337"/>
+                <wp:lineTo x="1459" y="13387"/>
+                <wp:lineTo x="1459" y="13439"/>
+                <wp:lineTo x="1459" y="13490"/>
+                <wp:lineTo x="1459" y="13543"/>
+                <wp:lineTo x="1459" y="13593"/>
+                <wp:lineTo x="1459" y="13646"/>
+                <wp:lineTo x="1459" y="13696"/>
+                <wp:lineTo x="1459" y="13749"/>
+                <wp:lineTo x="1459" y="13799"/>
+                <wp:lineTo x="1459" y="13852"/>
+                <wp:lineTo x="1459" y="13902"/>
+                <wp:lineTo x="1459" y="13955"/>
+                <wp:lineTo x="1459" y="14005"/>
+                <wp:lineTo x="1459" y="14058"/>
+                <wp:lineTo x="1459" y="14108"/>
+                <wp:lineTo x="1459" y="14161"/>
+                <wp:lineTo x="1459" y="14211"/>
+                <wp:lineTo x="1459" y="14264"/>
+                <wp:lineTo x="1459" y="14315"/>
+                <wp:lineTo x="1459" y="14367"/>
+                <wp:lineTo x="1459" y="14419"/>
+                <wp:lineTo x="1459" y="14469"/>
+                <wp:lineTo x="1459" y="14522"/>
+                <wp:lineTo x="1459" y="14572"/>
+                <wp:lineTo x="1459" y="14625"/>
+                <wp:lineTo x="1459" y="14675"/>
+                <wp:lineTo x="1459" y="14728"/>
+                <wp:lineTo x="1459" y="14779"/>
+                <wp:lineTo x="1459" y="14831"/>
+                <wp:lineTo x="1459" y="14882"/>
+                <wp:lineTo x="1459" y="14934"/>
+                <wp:lineTo x="1459" y="14985"/>
+                <wp:lineTo x="1459" y="15037"/>
+                <wp:lineTo x="1459" y="15088"/>
+                <wp:lineTo x="1459" y="15140"/>
+                <wp:lineTo x="1459" y="15191"/>
+                <wp:lineTo x="1459" y="15244"/>
+                <wp:lineTo x="1459" y="15294"/>
+                <wp:lineTo x="1459" y="15347"/>
+                <wp:lineTo x="1459" y="15397"/>
+                <wp:lineTo x="1459" y="15449"/>
+                <wp:lineTo x="1459" y="15499"/>
+                <wp:lineTo x="1459" y="15552"/>
+                <wp:lineTo x="1459" y="15602"/>
+                <wp:lineTo x="1459" y="15655"/>
+                <wp:lineTo x="1459" y="15705"/>
+                <wp:lineTo x="1459" y="15758"/>
+                <wp:lineTo x="1459" y="15808"/>
+                <wp:lineTo x="1459" y="15861"/>
+                <wp:lineTo x="1459" y="15912"/>
+                <wp:lineTo x="1459" y="15964"/>
+                <wp:lineTo x="1459" y="16015"/>
+                <wp:lineTo x="1459" y="16067"/>
+                <wp:lineTo x="1459" y="16118"/>
+                <wp:lineTo x="1459" y="16170"/>
+                <wp:lineTo x="1459" y="16221"/>
+                <wp:lineTo x="1459" y="16273"/>
+                <wp:lineTo x="1459" y="16324"/>
+                <wp:lineTo x="1459" y="16377"/>
+                <wp:lineTo x="1459" y="16427"/>
+                <wp:lineTo x="1459" y="16479"/>
+                <wp:lineTo x="1459" y="16529"/>
+                <wp:lineTo x="1459" y="16582"/>
+                <wp:lineTo x="1459" y="16632"/>
+                <wp:lineTo x="1459" y="16685"/>
+                <wp:lineTo x="1459" y="16735"/>
+                <wp:lineTo x="1459" y="16788"/>
+                <wp:lineTo x="1459" y="16838"/>
+                <wp:lineTo x="1459" y="16891"/>
+                <wp:lineTo x="1459" y="16941"/>
+                <wp:lineTo x="1459" y="16994"/>
+                <wp:lineTo x="1459" y="17044"/>
+                <wp:lineTo x="1459" y="17097"/>
+                <wp:lineTo x="1459" y="17148"/>
+                <wp:lineTo x="1459" y="17200"/>
+                <wp:lineTo x="1459" y="17251"/>
+                <wp:lineTo x="1459" y="17303"/>
+                <wp:lineTo x="1459" y="17354"/>
+                <wp:lineTo x="1459" y="17406"/>
+                <wp:lineTo x="1459" y="17457"/>
+                <wp:lineTo x="5303" y="17508"/>
+                <wp:lineTo x="5341" y="17559"/>
+                <wp:lineTo x="5397" y="17612"/>
+                <wp:lineTo x="5435" y="17662"/>
+                <wp:lineTo x="5491" y="17715"/>
+                <wp:lineTo x="5528" y="17765"/>
+                <wp:lineTo x="5585" y="17818"/>
+                <wp:lineTo x="5903" y="17818"/>
+                <wp:lineTo x="8435" y="17765"/>
+                <wp:lineTo x="8529" y="17715"/>
+                <wp:lineTo x="8641" y="17662"/>
+                <wp:lineTo x="8716" y="17612"/>
+                <wp:lineTo x="17322" y="17559"/>
+                <wp:lineTo x="17361" y="17508"/>
+                <wp:lineTo x="19630" y="17457"/>
+                <wp:lineTo x="19630" y="17406"/>
+                <wp:lineTo x="19630" y="17354"/>
+                <wp:lineTo x="19630" y="17303"/>
+                <wp:lineTo x="19630" y="17251"/>
+                <wp:lineTo x="19630" y="17200"/>
+                <wp:lineTo x="19630" y="17148"/>
+                <wp:lineTo x="19630" y="17097"/>
+                <wp:lineTo x="19630" y="17044"/>
+                <wp:lineTo x="19630" y="16994"/>
+                <wp:lineTo x="19630" y="16941"/>
+                <wp:lineTo x="19630" y="16891"/>
+                <wp:lineTo x="19630" y="16838"/>
+                <wp:lineTo x="19630" y="16788"/>
+                <wp:lineTo x="19630" y="16735"/>
+                <wp:lineTo x="19630" y="16685"/>
+                <wp:lineTo x="19630" y="16632"/>
+                <wp:lineTo x="19630" y="16582"/>
+                <wp:lineTo x="19630" y="16529"/>
+                <wp:lineTo x="19630" y="16479"/>
+                <wp:lineTo x="19630" y="16427"/>
+                <wp:lineTo x="19630" y="16377"/>
+                <wp:lineTo x="19630" y="16324"/>
+                <wp:lineTo x="19630" y="16273"/>
+                <wp:lineTo x="19630" y="16221"/>
+                <wp:lineTo x="19630" y="16170"/>
+                <wp:lineTo x="19630" y="16118"/>
+                <wp:lineTo x="19630" y="16067"/>
+                <wp:lineTo x="19649" y="16015"/>
+                <wp:lineTo x="19649" y="15964"/>
+                <wp:lineTo x="19667" y="15912"/>
+                <wp:lineTo x="19667" y="15861"/>
+                <wp:lineTo x="19686" y="15808"/>
+                <wp:lineTo x="19686" y="15758"/>
+                <wp:lineTo x="19705" y="15705"/>
+                <wp:lineTo x="19705" y="15655"/>
+                <wp:lineTo x="19724" y="15602"/>
+                <wp:lineTo x="19724" y="15552"/>
+                <wp:lineTo x="19742" y="15499"/>
+                <wp:lineTo x="19742" y="15449"/>
+                <wp:lineTo x="19761" y="15397"/>
+                <wp:lineTo x="19761" y="15347"/>
+                <wp:lineTo x="19780" y="15294"/>
+                <wp:lineTo x="19780" y="15244"/>
+                <wp:lineTo x="19799" y="15191"/>
+                <wp:lineTo x="19799" y="15140"/>
+                <wp:lineTo x="19817" y="15088"/>
+                <wp:lineTo x="19817" y="15037"/>
+                <wp:lineTo x="19836" y="14985"/>
+                <wp:lineTo x="19836" y="14934"/>
+                <wp:lineTo x="19855" y="14882"/>
+                <wp:lineTo x="19855" y="14831"/>
+                <wp:lineTo x="19874" y="14779"/>
+                <wp:lineTo x="19874" y="14728"/>
+                <wp:lineTo x="19874" y="14675"/>
+                <wp:lineTo x="19893" y="14625"/>
+                <wp:lineTo x="19893" y="14572"/>
+                <wp:lineTo x="19911" y="14522"/>
+                <wp:lineTo x="19911" y="14469"/>
+                <wp:lineTo x="19930" y="14419"/>
+                <wp:lineTo x="19930" y="14367"/>
+                <wp:lineTo x="19948" y="14315"/>
+                <wp:lineTo x="19948" y="14264"/>
+                <wp:lineTo x="19968" y="14211"/>
+                <wp:lineTo x="19968" y="14161"/>
+                <wp:lineTo x="19986" y="14108"/>
+                <wp:lineTo x="19986" y="14058"/>
+                <wp:lineTo x="20005" y="14005"/>
+                <wp:lineTo x="20005" y="13955"/>
+                <wp:lineTo x="20023" y="13902"/>
+                <wp:lineTo x="20023" y="13852"/>
+                <wp:lineTo x="20042" y="13799"/>
+                <wp:lineTo x="20042" y="13749"/>
+                <wp:lineTo x="20061" y="13696"/>
+                <wp:lineTo x="20061" y="13646"/>
+                <wp:lineTo x="20080" y="13593"/>
+                <wp:lineTo x="17342" y="13543"/>
+                <wp:lineTo x="17229" y="13490"/>
+                <wp:lineTo x="9878" y="13439"/>
+                <wp:lineTo x="9897" y="13387"/>
+                <wp:lineTo x="9897" y="13337"/>
+                <wp:lineTo x="9897" y="13285"/>
+                <wp:lineTo x="9897" y="13234"/>
+                <wp:lineTo x="9897" y="13182"/>
+                <wp:lineTo x="9897" y="13131"/>
+                <wp:lineTo x="9897" y="13079"/>
+                <wp:lineTo x="9897" y="13028"/>
+                <wp:lineTo x="9897" y="12975"/>
+                <wp:lineTo x="9897" y="12925"/>
+                <wp:lineTo x="9897" y="12872"/>
+                <wp:lineTo x="9897" y="12822"/>
+                <wp:lineTo x="9897" y="12769"/>
+                <wp:lineTo x="9897" y="12719"/>
+                <wp:lineTo x="9897" y="12666"/>
+                <wp:lineTo x="9897" y="12616"/>
+                <wp:lineTo x="9897" y="12563"/>
+                <wp:lineTo x="9897" y="12513"/>
+                <wp:lineTo x="9897" y="12460"/>
+                <wp:lineTo x="9897" y="12410"/>
+                <wp:lineTo x="18824" y="12357"/>
+                <wp:lineTo x="18880" y="12307"/>
+                <wp:lineTo x="18936" y="12255"/>
+                <wp:lineTo x="18954" y="12204"/>
+                <wp:lineTo x="18992" y="12152"/>
+                <wp:lineTo x="19011" y="12101"/>
+                <wp:lineTo x="19029" y="12049"/>
+                <wp:lineTo x="19048" y="11998"/>
+                <wp:lineTo x="19067" y="11946"/>
+                <wp:lineTo x="19067" y="11895"/>
+                <wp:lineTo x="19086" y="11842"/>
+                <wp:lineTo x="19104" y="11792"/>
+                <wp:lineTo x="19104" y="11739"/>
+                <wp:lineTo x="19123" y="11689"/>
+                <wp:lineTo x="19123" y="11636"/>
+                <wp:lineTo x="19123" y="11586"/>
+                <wp:lineTo x="19142" y="11533"/>
+                <wp:lineTo x="19142" y="11483"/>
+                <wp:lineTo x="19142" y="11430"/>
+                <wp:lineTo x="19161" y="11380"/>
+                <wp:lineTo x="19161" y="11327"/>
+                <wp:lineTo x="19161" y="11278"/>
+                <wp:lineTo x="19161" y="11225"/>
+                <wp:lineTo x="19161" y="11175"/>
+                <wp:lineTo x="19161" y="11122"/>
+                <wp:lineTo x="19161" y="11071"/>
+                <wp:lineTo x="19161" y="11019"/>
+                <wp:lineTo x="19161" y="10968"/>
+                <wp:lineTo x="19161" y="10916"/>
+                <wp:lineTo x="19161" y="10865"/>
+                <wp:lineTo x="19161" y="10813"/>
+                <wp:lineTo x="19161" y="10762"/>
+                <wp:lineTo x="19161" y="10710"/>
+                <wp:lineTo x="19161" y="10659"/>
+                <wp:lineTo x="19161" y="10606"/>
+                <wp:lineTo x="19161" y="10556"/>
+                <wp:lineTo x="19161" y="10503"/>
+                <wp:lineTo x="19161" y="10453"/>
+                <wp:lineTo x="18336" y="10400"/>
+                <wp:lineTo x="18336" y="10350"/>
+                <wp:lineTo x="18336" y="10297"/>
+                <wp:lineTo x="18336" y="10248"/>
+                <wp:lineTo x="18336" y="10195"/>
+                <wp:lineTo x="18336" y="10145"/>
+                <wp:lineTo x="18336" y="10092"/>
+                <wp:lineTo x="18336" y="10042"/>
+                <wp:lineTo x="18336" y="9989"/>
+                <wp:lineTo x="18336" y="9938"/>
+                <wp:lineTo x="18336" y="9886"/>
+                <wp:lineTo x="18336" y="9835"/>
+                <wp:lineTo x="18354" y="9783"/>
+                <wp:lineTo x="19161" y="9732"/>
+                <wp:lineTo x="19161" y="9680"/>
+                <wp:lineTo x="19161" y="9629"/>
+                <wp:lineTo x="19161" y="9577"/>
+                <wp:lineTo x="19161" y="9526"/>
+                <wp:lineTo x="19161" y="9473"/>
+                <wp:lineTo x="19161" y="9423"/>
+                <wp:lineTo x="19161" y="9370"/>
+                <wp:lineTo x="19161" y="9320"/>
+                <wp:lineTo x="19142" y="9267"/>
+                <wp:lineTo x="19142" y="9218"/>
+                <wp:lineTo x="19142" y="9165"/>
+                <wp:lineTo x="19123" y="9115"/>
+                <wp:lineTo x="19123" y="9062"/>
+                <wp:lineTo x="19123" y="9012"/>
+                <wp:lineTo x="19104" y="8959"/>
+                <wp:lineTo x="19086" y="8909"/>
+                <wp:lineTo x="19086" y="8856"/>
+                <wp:lineTo x="19067" y="8806"/>
+                <wp:lineTo x="19048" y="8753"/>
+                <wp:lineTo x="19029" y="8702"/>
+                <wp:lineTo x="19011" y="8650"/>
+                <wp:lineTo x="18992" y="8599"/>
+                <wp:lineTo x="18954" y="8547"/>
+                <wp:lineTo x="18936" y="8496"/>
+                <wp:lineTo x="18899" y="8444"/>
+                <wp:lineTo x="18861" y="8393"/>
+                <wp:lineTo x="18824" y="8341"/>
+                <wp:lineTo x="2940" y="8290"/>
+                <wp:lineTo x="2940" y="8237"/>
+                <wp:lineTo x="14979" y="8188"/>
+                <wp:lineTo x="14979" y="8135"/>
+                <wp:lineTo x="14998" y="8085"/>
+                <wp:lineTo x="15017" y="8032"/>
+                <wp:lineTo x="15035" y="7982"/>
+                <wp:lineTo x="15017" y="7929"/>
+                <wp:lineTo x="14998" y="7879"/>
+                <wp:lineTo x="14979" y="7826"/>
+                <wp:lineTo x="14979" y="7776"/>
+                <wp:lineTo x="14923" y="7723"/>
+                <wp:lineTo x="2940" y="7673"/>
+                <wp:lineTo x="2940" y="7620"/>
+                <wp:lineTo x="2940" y="7569"/>
+                <wp:lineTo x="2940" y="7517"/>
+                <wp:lineTo x="2940" y="7466"/>
+                <wp:lineTo x="2940" y="7414"/>
+                <wp:lineTo x="2940" y="7363"/>
+                <wp:lineTo x="2940" y="7311"/>
+                <wp:lineTo x="2940" y="7260"/>
+                <wp:lineTo x="2940" y="7208"/>
+                <wp:lineTo x="2940" y="7156"/>
+                <wp:lineTo x="2940" y="7105"/>
+                <wp:lineTo x="2940" y="7053"/>
+                <wp:lineTo x="2940" y="7002"/>
+                <wp:lineTo x="2940" y="6950"/>
+                <wp:lineTo x="2940" y="6899"/>
+                <wp:lineTo x="2940" y="6847"/>
+                <wp:lineTo x="2940" y="6796"/>
+                <wp:lineTo x="2940" y="6744"/>
+                <wp:lineTo x="2940" y="6693"/>
+                <wp:lineTo x="2940" y="6641"/>
+                <wp:lineTo x="2940" y="6590"/>
+                <wp:lineTo x="2940" y="6537"/>
+                <wp:lineTo x="2940" y="6487"/>
+                <wp:lineTo x="2940" y="6434"/>
+                <wp:lineTo x="2940" y="6384"/>
+                <wp:lineTo x="2940" y="6331"/>
+                <wp:lineTo x="2940" y="6281"/>
+                <wp:lineTo x="2940" y="6228"/>
+                <wp:lineTo x="2940" y="6178"/>
+                <wp:lineTo x="2940" y="6126"/>
+                <wp:lineTo x="2940" y="6076"/>
+                <wp:lineTo x="2940" y="6023"/>
+                <wp:lineTo x="2940" y="5973"/>
+                <wp:lineTo x="2940" y="5920"/>
+                <wp:lineTo x="2940" y="5869"/>
+                <wp:lineTo x="2940" y="5817"/>
+                <wp:lineTo x="2940" y="5766"/>
+                <wp:lineTo x="2940" y="5714"/>
+                <wp:lineTo x="2940" y="5663"/>
+                <wp:lineTo x="2940" y="5611"/>
+                <wp:lineTo x="2940" y="5560"/>
+                <wp:lineTo x="2940" y="5508"/>
+                <wp:lineTo x="2940" y="5457"/>
+                <wp:lineTo x="2940" y="5404"/>
+                <wp:lineTo x="2940" y="5354"/>
+                <wp:lineTo x="2940" y="5301"/>
+                <wp:lineTo x="2940" y="5251"/>
+                <wp:lineTo x="2940" y="5198"/>
+                <wp:lineTo x="2940" y="5148"/>
+                <wp:lineTo x="2940" y="5096"/>
+                <wp:lineTo x="2940" y="5046"/>
+                <wp:lineTo x="2940" y="4993"/>
+                <wp:lineTo x="2940" y="4943"/>
+                <wp:lineTo x="2940" y="4890"/>
+                <wp:lineTo x="2940" y="4840"/>
+                <wp:lineTo x="2940" y="4787"/>
+                <wp:lineTo x="2940" y="4736"/>
+                <wp:lineTo x="2940" y="4684"/>
+                <wp:lineTo x="2940" y="4633"/>
+                <wp:lineTo x="2940" y="4581"/>
+                <wp:lineTo x="2940" y="4530"/>
+                <wp:lineTo x="2940" y="4478"/>
+                <wp:lineTo x="2940" y="4427"/>
+                <wp:lineTo x="2940" y="4375"/>
+                <wp:lineTo x="1459" y="4375"/>
               </wp:wrapPolygon>
             </wp:wrapTight>
-            <wp:docPr id="2" name="Bildobjekt 2"/>
+            <wp:docPr id="1" name="Bildobjekt 2" descr=""/>
             <wp:cNvGraphicFramePr>
               <a:graphicFrameLocks xmlns:a="http://schemas.openxmlformats.org/drawingml/2006/main" noChangeAspect="1"/>
             </wp:cNvGraphicFramePr>
@@ -620,22 +1343,18 @@
               <a:graphicData uri="http://schemas.openxmlformats.org/drawingml/2006/picture">
                 <pic:pic xmlns:pic="http://schemas.openxmlformats.org/drawingml/2006/picture">
                   <pic:nvPicPr>
-                    <pic:cNvPr id="2" name="LiU_primar_svart.png"/>
-                    <pic:cNvPicPr/>
+                    <pic:cNvPr id="1" name="Bildobjekt 2" descr=""/>
+                    <pic:cNvPicPr>
+                      <a:picLocks noChangeAspect="1" noChangeArrowheads="1"/>
+                    </pic:cNvPicPr>
                   </pic:nvPicPr>
                   <pic:blipFill>
-                    <a:blip r:embed="rId7" cstate="print">
-                      <a:extLst>
-                        <a:ext uri="{28A0092B-C50C-407E-A947-70E740481C1C}">
-                          <a14:useLocalDpi xmlns:a14="http://schemas.microsoft.com/office/drawing/2010/main" val="0"/>
-                        </a:ext>
-                      </a:extLst>
-                    </a:blip>
+                    <a:blip r:embed="rId2"/>
                     <a:stretch>
                       <a:fillRect/>
                     </a:stretch>
                   </pic:blipFill>
-                  <pic:spPr>
+                  <pic:spPr bwMode="auto">
                     <a:xfrm>
                       <a:off x="0" y="0"/>
                       <a:ext cx="2391410" cy="867410"/>
@@ -643,22 +1362,18 @@
                     <a:prstGeom prst="rect">
                       <a:avLst/>
                     </a:prstGeom>
+                    <a:noFill/>
                   </pic:spPr>
                 </pic:pic>
               </a:graphicData>
             </a:graphic>
-            <wp14:sizeRelH relativeFrom="margin">
-              <wp14:pctWidth>0</wp14:pctWidth>
-            </wp14:sizeRelH>
-            <wp14:sizeRelV relativeFrom="margin">
-              <wp14:pctHeight>0</wp14:pctHeight>
-            </wp14:sizeRelV>
           </wp:anchor>
         </w:drawing>
       </w:r>
     </w:p>
     <w:p>
       <w:pPr>
+        <w:pStyle w:val="Normal"/>
         <w:ind w:left="2268" w:right="685"/>
         <w:rPr>
           <w:rFonts w:ascii="Calibri" w:hAnsi="Calibri" w:cs="Calibri"/>
@@ -667,6 +1382,14 @@
           <w:lang w:val="en-US"/>
         </w:rPr>
       </w:pPr>
+      <w:r>
+        <w:rPr>
+          <w:rFonts w:cs="Calibri" w:ascii="Calibri" w:hAnsi="Calibri"/>
+          <w:sz w:val="20"/>
+          <w:szCs w:val="20"/>
+          <w:lang w:val="en-US"/>
+        </w:rPr>
+      </w:r>
     </w:p>
     <w:p>
       <w:pPr>
@@ -674,20 +1397,14 @@
         <w:ind w:right="-1"/>
         <w:jc w:val="right"/>
         <w:rPr>
-          <w:rStyle w:val="Starkbetoning"/>
-        </w:rPr>
-      </w:pPr>
-      <w:r>
-        <w:rPr>
-          <w:rStyle w:val="Starkbetoning"/>
-        </w:rPr>
-        <w:t xml:space="preserve">Linköping </w:t>
-      </w:r>
-      <w:r>
-        <w:rPr>
-          <w:rStyle w:val="Starkbetoning"/>
-        </w:rPr>
-        <w:t>University</w:t>
+          <w:rStyle w:val="IntenseEmphasis"/>
+        </w:rPr>
+      </w:pPr>
+      <w:r>
+        <w:rPr>
+          <w:rStyle w:val="IntenseEmphasis"/>
+        </w:rPr>
+        <w:t>Linköping University</w:t>
       </w:r>
     </w:p>
     <w:p>
@@ -696,107 +1413,73 @@
         <w:ind w:right="-1"/>
         <w:jc w:val="right"/>
         <w:rPr>
-          <w:rStyle w:val="Starkbetoning"/>
-        </w:rPr>
-      </w:pPr>
-      <w:r>
-        <w:rPr>
-          <w:rStyle w:val="Starkbetoning"/>
-        </w:rPr>
-        <w:t xml:space="preserve">SE-581 83 Linköping, </w:t>
-      </w:r>
-      <w:r>
-        <w:rPr>
-          <w:rStyle w:val="Starkbetoning"/>
-        </w:rPr>
-        <w:t>S</w:t>
-      </w:r>
-      <w:r>
-        <w:rPr>
-          <w:rStyle w:val="Starkbetoning"/>
-        </w:rPr>
-        <w:t>weden</w:t>
-      </w:r>
-    </w:p>
-    <w:p>
-      <w:pPr>
+          <w:rStyle w:val="IntenseEmphasis"/>
+        </w:rPr>
+      </w:pPr>
+      <w:r>
+        <w:rPr>
+          <w:rStyle w:val="IntenseEmphasis"/>
+        </w:rPr>
+        <w:t>SE-581 83 Linköping, Sweden</w:t>
+      </w:r>
+    </w:p>
+    <w:p>
+      <w:pPr>
+        <w:pStyle w:val="Normal"/>
         <w:ind w:left="2268" w:right="-1"/>
         <w:jc w:val="right"/>
         <w:rPr>
-          <w:rStyle w:val="Starkbetoning"/>
-        </w:rPr>
-      </w:pPr>
-      <w:r>
-        <w:rPr>
-          <w:rStyle w:val="Starkbetoning"/>
-        </w:rPr>
-        <w:t>+46 </w:t>
-      </w:r>
-      <w:r>
-        <w:rPr>
-          <w:rStyle w:val="Starkbetoning"/>
-        </w:rPr>
-        <w:t>013</w:t>
-      </w:r>
-      <w:r>
-        <w:rPr>
-          <w:rStyle w:val="Starkbetoning"/>
-        </w:rPr>
-        <w:t xml:space="preserve"> </w:t>
-      </w:r>
-      <w:r>
-        <w:rPr>
-          <w:rStyle w:val="Starkbetoning"/>
-        </w:rPr>
-        <w:t xml:space="preserve">28 </w:t>
-      </w:r>
-      <w:r>
-        <w:rPr>
-          <w:rStyle w:val="Starkbetoning"/>
-        </w:rPr>
-        <w:t>1</w:t>
-      </w:r>
-      <w:r>
-        <w:rPr>
-          <w:rStyle w:val="Starkbetoning"/>
-        </w:rPr>
-        <w:t>0 00, www.liu.se</w:t>
+          <w:rStyle w:val="IntenseEmphasis"/>
+        </w:rPr>
+      </w:pPr>
+      <w:r>
+        <w:rPr>
+          <w:rStyle w:val="IntenseEmphasis"/>
+        </w:rPr>
+        <w:t>+46 013 28 10 00, www.liu.se</w:t>
       </w:r>
     </w:p>
     <w:sectPr>
+      <w:type w:val="nextPage"/>
       <w:pgSz w:w="11906" w:h="16838"/>
-      <w:pgMar w:top="1134" w:right="1134" w:bottom="1134" w:left="1134" w:header="720" w:footer="720" w:gutter="0"/>
-      <w:cols w:space="720"/>
-      <w:noEndnote/>
+      <w:pgMar w:left="1134" w:right="1134" w:gutter="0" w:header="0" w:top="1134" w:footer="0" w:bottom="1134"/>
+      <w:pgNumType w:fmt="decimal"/>
+      <w:formProt w:val="false"/>
+      <w:textDirection w:val="lrTb"/>
+      <w:docGrid w:type="default" w:linePitch="100" w:charSpace="0"/>
     </w:sectPr>
   </w:body>
 </w:document>
 </file>
 
 <file path=word/styles.xml><?xml version="1.0" encoding="utf-8"?>
-<w:styles xmlns:mc="http://schemas.openxmlformats.org/markup-compatibility/2006" xmlns:r="http://schemas.openxmlformats.org/officeDocument/2006/relationships" xmlns:w="http://schemas.openxmlformats.org/wordprocessingml/2006/main" xmlns:w14="http://schemas.microsoft.com/office/word/2010/wordml" xmlns:w15="http://schemas.microsoft.com/office/word/2012/wordml" xmlns:w16cex="http://schemas.microsoft.com/office/word/2018/wordml/cex" xmlns:w16cid="http://schemas.microsoft.com/office/word/2016/wordml/cid" xmlns:w16="http://schemas.microsoft.com/office/word/2018/wordml" xmlns:w16sdtdh="http://schemas.microsoft.com/office/word/2020/wordml/sdtdatahash" xmlns:w16se="http://schemas.microsoft.com/office/word/2015/wordml/symex" mc:Ignorable="w14 w15 w16se w16cid w16 w16cex w16sdtdh">
+<w:styles xmlns:w="http://schemas.openxmlformats.org/wordprocessingml/2006/main" xmlns:w14="http://schemas.microsoft.com/office/word/2010/wordml" xmlns:mc="http://schemas.openxmlformats.org/markup-compatibility/2006" mc:Ignorable="w14">
   <w:docDefaults>
     <w:rPrDefault>
       <w:rPr>
-        <w:rFonts w:asciiTheme="minorHAnsi" w:eastAsiaTheme="minorHAnsi" w:hAnsiTheme="minorHAnsi" w:cstheme="minorBidi"/>
+        <w:rFonts w:ascii="Calibri" w:hAnsi="Calibri" w:eastAsia="Calibri" w:cs="" w:asciiTheme="minorHAnsi" w:cstheme="minorBidi" w:eastAsiaTheme="minorHAnsi" w:hAnsiTheme="minorHAnsi"/>
         <w:sz w:val="24"/>
         <w:szCs w:val="24"/>
         <w:lang w:val="sv-SE" w:eastAsia="en-US" w:bidi="ar-SA"/>
       </w:rPr>
     </w:rPrDefault>
-    <w:pPrDefault/>
+    <w:pPrDefault>
+      <w:pPr>
+        <w:suppressAutoHyphens w:val="true"/>
+      </w:pPr>
+    </w:pPrDefault>
   </w:docDefaults>
   <w:latentStyles w:defLockedState="0" w:defUIPriority="99" w:defSemiHidden="0" w:defUnhideWhenUsed="0" w:defQFormat="0" w:count="376">
     <w:lsdException w:name="Normal" w:uiPriority="0" w:qFormat="1"/>
     <w:lsdException w:name="heading 1" w:uiPriority="9" w:qFormat="1"/>
-    <w:lsdException w:name="heading 2" w:semiHidden="1" w:uiPriority="9" w:unhideWhenUsed="1" w:qFormat="1"/>
-    <w:lsdException w:name="heading 3" w:semiHidden="1" w:uiPriority="9" w:unhideWhenUsed="1" w:qFormat="1"/>
-    <w:lsdException w:name="heading 4" w:semiHidden="1" w:uiPriority="9" w:unhideWhenUsed="1" w:qFormat="1"/>
-    <w:lsdException w:name="heading 5" w:semiHidden="1" w:uiPriority="9" w:unhideWhenUsed="1" w:qFormat="1"/>
-    <w:lsdException w:name="heading 6" w:semiHidden="1" w:uiPriority="9" w:unhideWhenUsed="1" w:qFormat="1"/>
-    <w:lsdException w:name="heading 7" w:semiHidden="1" w:uiPriority="9" w:unhideWhenUsed="1" w:qFormat="1"/>
-    <w:lsdException w:name="heading 8" w:semiHidden="1" w:uiPriority="9" w:unhideWhenUsed="1" w:qFormat="1"/>
-    <w:lsdException w:name="heading 9" w:semiHidden="1" w:uiPriority="9" w:unhideWhenUsed="1" w:qFormat="1"/>
+    <w:lsdException w:name="heading 2" w:uiPriority="9" w:semiHidden="1" w:unhideWhenUsed="1" w:qFormat="1"/>
+    <w:lsdException w:name="heading 3" w:uiPriority="9" w:semiHidden="1" w:unhideWhenUsed="1" w:qFormat="1"/>
+    <w:lsdException w:name="heading 4" w:uiPriority="9" w:semiHidden="1" w:unhideWhenUsed="1" w:qFormat="1"/>
+    <w:lsdException w:name="heading 5" w:uiPriority="9" w:semiHidden="1" w:unhideWhenUsed="1" w:qFormat="1"/>
+    <w:lsdException w:name="heading 6" w:uiPriority="9" w:semiHidden="1" w:unhideWhenUsed="1" w:qFormat="1"/>
+    <w:lsdException w:name="heading 7" w:uiPriority="9" w:semiHidden="1" w:unhideWhenUsed="1" w:qFormat="1"/>
+    <w:lsdException w:name="heading 8" w:uiPriority="9" w:semiHidden="1" w:unhideWhenUsed="1" w:qFormat="1"/>
+    <w:lsdException w:name="heading 9" w:uiPriority="9" w:semiHidden="1" w:unhideWhenUsed="1" w:qFormat="1"/>
     <w:lsdException w:name="index 1" w:semiHidden="1" w:unhideWhenUsed="1"/>
     <w:lsdException w:name="index 2" w:semiHidden="1" w:unhideWhenUsed="1"/>
     <w:lsdException w:name="index 3" w:semiHidden="1" w:unhideWhenUsed="1"/>
@@ -806,22 +1489,22 @@
     <w:lsdException w:name="index 7" w:semiHidden="1" w:unhideWhenUsed="1"/>
     <w:lsdException w:name="index 8" w:semiHidden="1" w:unhideWhenUsed="1"/>
     <w:lsdException w:name="index 9" w:semiHidden="1" w:unhideWhenUsed="1"/>
-    <w:lsdException w:name="toc 1" w:semiHidden="1" w:uiPriority="39" w:unhideWhenUsed="1"/>
-    <w:lsdException w:name="toc 2" w:semiHidden="1" w:uiPriority="39" w:unhideWhenUsed="1"/>
-    <w:lsdException w:name="toc 3" w:semiHidden="1" w:uiPriority="39" w:unhideWhenUsed="1"/>
-    <w:lsdException w:name="toc 4" w:semiHidden="1" w:uiPriority="39" w:unhideWhenUsed="1"/>
-    <w:lsdException w:name="toc 5" w:semiHidden="1" w:uiPriority="39" w:unhideWhenUsed="1"/>
-    <w:lsdException w:name="toc 6" w:semiHidden="1" w:uiPriority="39" w:unhideWhenUsed="1"/>
-    <w:lsdException w:name="toc 7" w:semiHidden="1" w:uiPriority="39" w:unhideWhenUsed="1"/>
-    <w:lsdException w:name="toc 8" w:semiHidden="1" w:uiPriority="39" w:unhideWhenUsed="1"/>
-    <w:lsdException w:name="toc 9" w:semiHidden="1" w:uiPriority="39" w:unhideWhenUsed="1"/>
+    <w:lsdException w:name="toc 1" w:uiPriority="39" w:semiHidden="1" w:unhideWhenUsed="1"/>
+    <w:lsdException w:name="toc 2" w:uiPriority="39" w:semiHidden="1" w:unhideWhenUsed="1"/>
+    <w:lsdException w:name="toc 3" w:uiPriority="39" w:semiHidden="1" w:unhideWhenUsed="1"/>
+    <w:lsdException w:name="toc 4" w:uiPriority="39" w:semiHidden="1" w:unhideWhenUsed="1"/>
+    <w:lsdException w:name="toc 5" w:uiPriority="39" w:semiHidden="1" w:unhideWhenUsed="1"/>
+    <w:lsdException w:name="toc 6" w:uiPriority="39" w:semiHidden="1" w:unhideWhenUsed="1"/>
+    <w:lsdException w:name="toc 7" w:uiPriority="39" w:semiHidden="1" w:unhideWhenUsed="1"/>
+    <w:lsdException w:name="toc 8" w:uiPriority="39" w:semiHidden="1" w:unhideWhenUsed="1"/>
+    <w:lsdException w:name="toc 9" w:uiPriority="39" w:semiHidden="1" w:unhideWhenUsed="1"/>
     <w:lsdException w:name="Normal Indent" w:semiHidden="1" w:unhideWhenUsed="1"/>
     <w:lsdException w:name="footnote text" w:semiHidden="1" w:unhideWhenUsed="1"/>
     <w:lsdException w:name="annotation text" w:semiHidden="1" w:unhideWhenUsed="1"/>
     <w:lsdException w:name="header" w:semiHidden="1" w:unhideWhenUsed="1"/>
     <w:lsdException w:name="footer" w:semiHidden="1" w:unhideWhenUsed="1"/>
     <w:lsdException w:name="index heading" w:semiHidden="1" w:unhideWhenUsed="1"/>
-    <w:lsdException w:name="caption" w:semiHidden="1" w:uiPriority="35" w:unhideWhenUsed="1" w:qFormat="1"/>
+    <w:lsdException w:name="caption" w:uiPriority="35" w:semiHidden="1" w:unhideWhenUsed="1" w:qFormat="1"/>
     <w:lsdException w:name="table of figures" w:semiHidden="1" w:unhideWhenUsed="1"/>
     <w:lsdException w:name="envelope address" w:semiHidden="1" w:unhideWhenUsed="1"/>
     <w:lsdException w:name="envelope return" w:semiHidden="1" w:unhideWhenUsed="1"/>
@@ -852,7 +1535,7 @@
     <w:lsdException w:name="Title" w:uiPriority="10" w:qFormat="1"/>
     <w:lsdException w:name="Closing" w:semiHidden="1" w:unhideWhenUsed="1"/>
     <w:lsdException w:name="Signature" w:semiHidden="1" w:unhideWhenUsed="1"/>
-    <w:lsdException w:name="Default Paragraph Font" w:semiHidden="1" w:uiPriority="1" w:unhideWhenUsed="1"/>
+    <w:lsdException w:name="Default Paragraph Font" w:uiPriority="1" w:semiHidden="1" w:unhideWhenUsed="1"/>
     <w:lsdException w:name="Body Text" w:semiHidden="1" w:unhideWhenUsed="1"/>
     <w:lsdException w:name="Body Text Indent" w:semiHidden="1" w:unhideWhenUsed="1"/>
     <w:lsdException w:name="List Continue" w:semiHidden="1" w:unhideWhenUsed="1"/>
@@ -1052,8 +1735,8 @@
     <w:lsdException w:name="Subtle Reference" w:uiPriority="31"/>
     <w:lsdException w:name="Intense Reference" w:uiPriority="32"/>
     <w:lsdException w:name="Book Title" w:uiPriority="33"/>
-    <w:lsdException w:name="Bibliography" w:semiHidden="1" w:uiPriority="37" w:unhideWhenUsed="1"/>
-    <w:lsdException w:name="TOC Heading" w:semiHidden="1" w:uiPriority="39" w:unhideWhenUsed="1" w:qFormat="1"/>
+    <w:lsdException w:name="Bibliography" w:uiPriority="37" w:semiHidden="1" w:unhideWhenUsed="1"/>
+    <w:lsdException w:name="TOC Heading" w:uiPriority="39" w:semiHidden="1" w:unhideWhenUsed="1" w:qFormat="1"/>
     <w:lsdException w:name="Plain Table 1" w:uiPriority="41"/>
     <w:lsdException w:name="Plain Table 2" w:uiPriority="42"/>
     <w:lsdException w:name="Plain Table 3" w:uiPriority="43"/>
@@ -1164,36 +1847,47 @@
     <w:lsdException w:name="Unresolved Mention" w:semiHidden="1" w:unhideWhenUsed="1"/>
     <w:lsdException w:name="Smart Link" w:semiHidden="1" w:unhideWhenUsed="1"/>
   </w:latentStyles>
-  <w:style w:type="paragraph" w:default="1" w:styleId="Normal">
+  <w:style w:type="paragraph" w:styleId="Normal" w:default="1">
     <w:name w:val="Normal"/>
     <w:qFormat/>
-    <w:rsid w:val="00A02AAB"/>
+    <w:rsid w:val="00a02aab"/>
+    <w:pPr>
+      <w:widowControl/>
+      <w:bidi w:val="0"/>
+      <w:spacing w:before="0" w:after="0"/>
+      <w:jc w:val="left"/>
+    </w:pPr>
     <w:rPr>
-      <w:rFonts w:ascii="Georgia" w:hAnsi="Georgia"/>
+      <w:rFonts w:ascii="Georgia" w:hAnsi="Georgia" w:eastAsia="Calibri" w:cs="" w:cstheme="minorBidi" w:eastAsiaTheme="minorHAnsi"/>
+      <w:color w:val="auto"/>
+      <w:kern w:val="0"/>
+      <w:sz w:val="24"/>
+      <w:szCs w:val="24"/>
+      <w:lang w:val="sv-SE" w:eastAsia="en-US" w:bidi="ar-SA"/>
     </w:rPr>
   </w:style>
-  <w:style w:type="paragraph" w:styleId="Rubrik1">
+  <w:style w:type="paragraph" w:styleId="Heading1">
     <w:name w:val="heading 1"/>
     <w:basedOn w:val="Normal"/>
     <w:next w:val="Normal"/>
     <w:link w:val="Rubrik1Char"/>
     <w:uiPriority w:val="9"/>
     <w:qFormat/>
-    <w:rsid w:val="00A02AAB"/>
+    <w:rsid w:val="00a02aab"/>
     <w:pPr>
-      <w:keepNext/>
+      <w:keepNext w:val="true"/>
       <w:keepLines/>
-      <w:spacing w:before="240"/>
+      <w:spacing w:before="240" w:after="0"/>
       <w:outlineLvl w:val="0"/>
     </w:pPr>
     <w:rPr>
-      <w:rFonts w:ascii="Calibri" w:eastAsiaTheme="majorEastAsia" w:hAnsi="Calibri" w:cstheme="majorBidi"/>
-      <w:color w:val="000000" w:themeColor="text1"/>
+      <w:rFonts w:ascii="Calibri" w:hAnsi="Calibri" w:eastAsia="宋体" w:cs="" w:cstheme="majorBidi" w:eastAsiaTheme="majorEastAsia"/>
+      <w:color w:themeColor="text1" w:val="000000"/>
       <w:sz w:val="32"/>
       <w:szCs w:val="32"/>
     </w:rPr>
   </w:style>
-  <w:style w:type="paragraph" w:styleId="Rubrik2">
+  <w:style w:type="paragraph" w:styleId="Heading2">
     <w:name w:val="heading 2"/>
     <w:basedOn w:val="Normal"/>
     <w:next w:val="Normal"/>
@@ -1202,25 +1896,370 @@
     <w:semiHidden/>
     <w:unhideWhenUsed/>
     <w:qFormat/>
-    <w:rsid w:val="00A02AAB"/>
+    <w:rsid w:val="00a02aab"/>
     <w:pPr>
-      <w:keepNext/>
+      <w:keepNext w:val="true"/>
       <w:keepLines/>
-      <w:spacing w:before="40"/>
+      <w:spacing w:before="40" w:after="0"/>
       <w:outlineLvl w:val="1"/>
     </w:pPr>
     <w:rPr>
-      <w:rFonts w:ascii="Calibri" w:eastAsiaTheme="majorEastAsia" w:hAnsi="Calibri" w:cstheme="majorBidi"/>
-      <w:color w:val="000000" w:themeColor="text1"/>
+      <w:rFonts w:ascii="Calibri" w:hAnsi="Calibri" w:eastAsia="宋体" w:cs="" w:cstheme="majorBidi" w:eastAsiaTheme="majorEastAsia"/>
+      <w:color w:themeColor="text1" w:val="000000"/>
       <w:sz w:val="26"/>
       <w:szCs w:val="26"/>
     </w:rPr>
   </w:style>
-  <w:style w:type="character" w:default="1" w:styleId="Standardstycketeckensnitt">
+  <w:style w:type="character" w:styleId="DefaultParagraphFont" w:default="1">
     <w:name w:val="Default Paragraph Font"/>
     <w:uiPriority w:val="1"/>
     <w:semiHidden/>
     <w:unhideWhenUsed/>
+    <w:qFormat/>
+    <w:rPr/>
+  </w:style>
+  <w:style w:type="character" w:styleId="RubrikChar" w:customStyle="1">
+    <w:name w:val="Rubrik Char"/>
+    <w:basedOn w:val="DefaultParagraphFont"/>
+    <w:link w:val="Title"/>
+    <w:uiPriority w:val="10"/>
+    <w:qFormat/>
+    <w:rsid w:val="00c44417"/>
+    <w:rPr>
+      <w:rFonts w:ascii="Calibri" w:hAnsi="Calibri" w:cs="Calibri"/>
+      <w:color w:val="000000"/>
+      <w:sz w:val="60"/>
+      <w:szCs w:val="60"/>
+    </w:rPr>
+  </w:style>
+  <w:style w:type="character" w:styleId="UnderrubrikChar" w:customStyle="1">
+    <w:name w:val="Underrubrik Char"/>
+    <w:basedOn w:val="DefaultParagraphFont"/>
+    <w:link w:val="Subtitle"/>
+    <w:uiPriority w:val="11"/>
+    <w:qFormat/>
+    <w:rsid w:val="00c44417"/>
+    <w:rPr>
+      <w:rFonts w:ascii="Calibri" w:hAnsi="Calibri" w:cs="Calibri"/>
+      <w:color w:val="000000"/>
+      <w:sz w:val="30"/>
+      <w:szCs w:val="30"/>
+    </w:rPr>
+  </w:style>
+  <w:style w:type="character" w:styleId="SubtleEmphasis">
+    <w:name w:val="Subtle Emphasis"/>
+    <w:uiPriority w:val="19"/>
+    <w:qFormat/>
+    <w:rsid w:val="00c44417"/>
+    <w:rPr>
+      <w:rFonts w:ascii="Calibri-Italic" w:hAnsi="Calibri-Italic" w:cs="Calibri-Italic"/>
+      <w:i/>
+      <w:iCs/>
+      <w:sz w:val="30"/>
+      <w:szCs w:val="30"/>
+    </w:rPr>
+  </w:style>
+  <w:style w:type="character" w:styleId="Strong">
+    <w:name w:val="Strong"/>
+    <w:uiPriority w:val="22"/>
+    <w:qFormat/>
+    <w:rsid w:val="00c44417"/>
+    <w:rPr>
+      <w:rFonts w:ascii="Calibri-Bold" w:hAnsi="Calibri-Bold" w:cs="Calibri-Bold"/>
+      <w:b/>
+      <w:bCs/>
+    </w:rPr>
+  </w:style>
+  <w:style w:type="character" w:styleId="Emphasis">
+    <w:name w:val="Emphasis"/>
+    <w:uiPriority w:val="20"/>
+    <w:qFormat/>
+    <w:rsid w:val="00c44417"/>
+    <w:rPr>
+      <w:rFonts w:ascii="Calibri" w:hAnsi="Calibri" w:cs="Calibri"/>
+      <w:sz w:val="20"/>
+      <w:szCs w:val="20"/>
+    </w:rPr>
+  </w:style>
+  <w:style w:type="character" w:styleId="IntenseEmphasis">
+    <w:name w:val="Intense Emphasis"/>
+    <w:uiPriority w:val="21"/>
+    <w:qFormat/>
+    <w:rsid w:val="00c44417"/>
+    <w:rPr>
+      <w:rFonts w:ascii="Calibri" w:hAnsi="Calibri" w:cs="Calibri"/>
+      <w:sz w:val="20"/>
+      <w:szCs w:val="20"/>
+    </w:rPr>
+  </w:style>
+  <w:style w:type="character" w:styleId="Rubrik1Char" w:customStyle="1">
+    <w:name w:val="Rubrik 1 Char"/>
+    <w:basedOn w:val="DefaultParagraphFont"/>
+    <w:link w:val="Heading1"/>
+    <w:uiPriority w:val="9"/>
+    <w:qFormat/>
+    <w:rsid w:val="00a02aab"/>
+    <w:rPr>
+      <w:rFonts w:ascii="Calibri" w:hAnsi="Calibri" w:eastAsia="宋体" w:cs="" w:cstheme="majorBidi" w:eastAsiaTheme="majorEastAsia"/>
+      <w:color w:themeColor="text1" w:val="000000"/>
+      <w:sz w:val="32"/>
+      <w:szCs w:val="32"/>
+    </w:rPr>
+  </w:style>
+  <w:style w:type="character" w:styleId="Rubrik2Char" w:customStyle="1">
+    <w:name w:val="Rubrik 2 Char"/>
+    <w:basedOn w:val="DefaultParagraphFont"/>
+    <w:link w:val="Heading2"/>
+    <w:uiPriority w:val="9"/>
+    <w:semiHidden/>
+    <w:qFormat/>
+    <w:rsid w:val="00a02aab"/>
+    <w:rPr>
+      <w:rFonts w:ascii="Calibri" w:hAnsi="Calibri" w:eastAsia="宋体" w:cs="" w:cstheme="majorBidi" w:eastAsiaTheme="majorEastAsia"/>
+      <w:color w:themeColor="text1" w:val="000000"/>
+      <w:sz w:val="26"/>
+      <w:szCs w:val="26"/>
+    </w:rPr>
+  </w:style>
+  <w:style w:type="character" w:styleId="CommentReference">
+    <w:name w:val="annotation reference"/>
+    <w:basedOn w:val="DefaultParagraphFont"/>
+    <w:uiPriority w:val="99"/>
+    <w:semiHidden/>
+    <w:unhideWhenUsed/>
+    <w:qFormat/>
+    <w:rsid w:val="009f2808"/>
+    <w:rPr>
+      <w:sz w:val="16"/>
+      <w:szCs w:val="16"/>
+    </w:rPr>
+  </w:style>
+  <w:style w:type="character" w:styleId="KommentarerChar" w:customStyle="1">
+    <w:name w:val="Kommentarer Char"/>
+    <w:basedOn w:val="DefaultParagraphFont"/>
+    <w:link w:val="CommentText"/>
+    <w:uiPriority w:val="99"/>
+    <w:semiHidden/>
+    <w:qFormat/>
+    <w:rsid w:val="009f2808"/>
+    <w:rPr>
+      <w:rFonts w:ascii="Georgia" w:hAnsi="Georgia"/>
+      <w:sz w:val="20"/>
+      <w:szCs w:val="20"/>
+    </w:rPr>
+  </w:style>
+  <w:style w:type="character" w:styleId="KommentarsmneChar" w:customStyle="1">
+    <w:name w:val="Kommentarsämne Char"/>
+    <w:basedOn w:val="KommentarerChar"/>
+    <w:link w:val="annotationsubject"/>
+    <w:uiPriority w:val="99"/>
+    <w:semiHidden/>
+    <w:qFormat/>
+    <w:rsid w:val="009f2808"/>
+    <w:rPr>
+      <w:rFonts w:ascii="Georgia" w:hAnsi="Georgia"/>
+      <w:b/>
+      <w:bCs/>
+      <w:sz w:val="20"/>
+      <w:szCs w:val="20"/>
+    </w:rPr>
+  </w:style>
+  <w:style w:type="character" w:styleId="BallongtextChar" w:customStyle="1">
+    <w:name w:val="Ballongtext Char"/>
+    <w:basedOn w:val="DefaultParagraphFont"/>
+    <w:link w:val="BalloonText"/>
+    <w:uiPriority w:val="99"/>
+    <w:semiHidden/>
+    <w:qFormat/>
+    <w:rsid w:val="009f2808"/>
+    <w:rPr>
+      <w:rFonts w:ascii="Segoe UI" w:hAnsi="Segoe UI" w:cs="Segoe UI"/>
+      <w:sz w:val="18"/>
+      <w:szCs w:val="18"/>
+    </w:rPr>
+  </w:style>
+  <w:style w:type="paragraph" w:styleId="Heading">
+    <w:name w:val="Heading"/>
+    <w:basedOn w:val="Normal"/>
+    <w:next w:val="BodyText"/>
+    <w:qFormat/>
+    <w:pPr>
+      <w:keepNext w:val="true"/>
+      <w:spacing w:before="240" w:after="120"/>
+    </w:pPr>
+    <w:rPr>
+      <w:rFonts w:ascii="Liberation Sans" w:hAnsi="Liberation Sans" w:eastAsia="Noto Sans" w:cs="FreeSans"/>
+      <w:sz w:val="28"/>
+      <w:szCs w:val="28"/>
+    </w:rPr>
+  </w:style>
+  <w:style w:type="paragraph" w:styleId="BodyText">
+    <w:name w:val="Body Text"/>
+    <w:basedOn w:val="Normal"/>
+    <w:pPr>
+      <w:spacing w:lineRule="auto" w:line="276" w:before="0" w:after="140"/>
+    </w:pPr>
+    <w:rPr/>
+  </w:style>
+  <w:style w:type="paragraph" w:styleId="List">
+    <w:name w:val="List"/>
+    <w:basedOn w:val="BodyText"/>
+    <w:pPr/>
+    <w:rPr>
+      <w:rFonts w:cs="FreeSans"/>
+    </w:rPr>
+  </w:style>
+  <w:style w:type="paragraph" w:styleId="Caption">
+    <w:name w:val="caption"/>
+    <w:basedOn w:val="Normal"/>
+    <w:qFormat/>
+    <w:pPr>
+      <w:suppressLineNumbers/>
+      <w:spacing w:before="120" w:after="120"/>
+    </w:pPr>
+    <w:rPr>
+      <w:rFonts w:cs="FreeSans"/>
+      <w:i/>
+      <w:iCs/>
+      <w:sz w:val="24"/>
+      <w:szCs w:val="24"/>
+    </w:rPr>
+  </w:style>
+  <w:style w:type="paragraph" w:styleId="Index">
+    <w:name w:val="Index"/>
+    <w:basedOn w:val="Normal"/>
+    <w:qFormat/>
+    <w:pPr>
+      <w:suppressLineNumbers/>
+    </w:pPr>
+    <w:rPr>
+      <w:rFonts w:cs="FreeSans"/>
+    </w:rPr>
+  </w:style>
+  <w:style w:type="paragraph" w:styleId="Allmntstyckeformat" w:customStyle="1">
+    <w:name w:val="[Allmänt styckeformat]"/>
+    <w:basedOn w:val="Normal"/>
+    <w:uiPriority w:val="99"/>
+    <w:qFormat/>
+    <w:rsid w:val="0063489f"/>
+    <w:pPr>
+      <w:widowControl w:val="false"/>
+      <w:spacing w:lineRule="auto" w:line="288"/>
+      <w:textAlignment w:val="center"/>
+    </w:pPr>
+    <w:rPr>
+      <w:rFonts w:ascii="MinionPro-Regular" w:hAnsi="MinionPro-Regular" w:cs="MinionPro-Regular"/>
+      <w:color w:val="000000"/>
+    </w:rPr>
+  </w:style>
+  <w:style w:type="paragraph" w:styleId="Title">
+    <w:name w:val="Title"/>
+    <w:basedOn w:val="Allmntstyckeformat"/>
+    <w:next w:val="Normal"/>
+    <w:link w:val="RubrikChar"/>
+    <w:uiPriority w:val="10"/>
+    <w:qFormat/>
+    <w:rsid w:val="00c44417"/>
+    <w:pPr>
+      <w:spacing w:lineRule="auto" w:line="240"/>
+      <w:ind w:left="1701" w:right="685"/>
+    </w:pPr>
+    <w:rPr>
+      <w:rFonts w:ascii="Calibri" w:hAnsi="Calibri" w:cs="Calibri"/>
+      <w:sz w:val="60"/>
+      <w:szCs w:val="60"/>
+    </w:rPr>
+  </w:style>
+  <w:style w:type="paragraph" w:styleId="Subtitle">
+    <w:name w:val="Subtitle"/>
+    <w:basedOn w:val="Allmntstyckeformat"/>
+    <w:next w:val="Normal"/>
+    <w:link w:val="UnderrubrikChar"/>
+    <w:uiPriority w:val="11"/>
+    <w:qFormat/>
+    <w:rsid w:val="00c44417"/>
+    <w:pPr>
+      <w:spacing w:lineRule="auto" w:line="360"/>
+      <w:ind w:left="1701" w:right="685"/>
+    </w:pPr>
+    <w:rPr>
+      <w:rFonts w:ascii="Calibri" w:hAnsi="Calibri" w:cs="Calibri"/>
+      <w:sz w:val="30"/>
+      <w:szCs w:val="30"/>
+    </w:rPr>
+  </w:style>
+  <w:style w:type="paragraph" w:styleId="NoSpacing">
+    <w:name w:val="No Spacing"/>
+    <w:uiPriority w:val="1"/>
+    <w:qFormat/>
+    <w:rsid w:val="00a02aab"/>
+    <w:pPr>
+      <w:widowControl/>
+      <w:bidi w:val="0"/>
+      <w:spacing w:before="0" w:after="0"/>
+      <w:jc w:val="left"/>
+    </w:pPr>
+    <w:rPr>
+      <w:rFonts w:ascii="Georgia" w:hAnsi="Georgia" w:eastAsia="Calibri" w:cs="" w:cstheme="minorBidi" w:eastAsiaTheme="minorHAnsi"/>
+      <w:color w:val="auto"/>
+      <w:kern w:val="0"/>
+      <w:sz w:val="24"/>
+      <w:szCs w:val="24"/>
+      <w:lang w:val="sv-SE" w:eastAsia="en-US" w:bidi="ar-SA"/>
+    </w:rPr>
+  </w:style>
+  <w:style w:type="paragraph" w:styleId="CommentText">
+    <w:name w:val="annotation text"/>
+    <w:basedOn w:val="Normal"/>
+    <w:link w:val="KommentarerChar"/>
+    <w:uiPriority w:val="99"/>
+    <w:semiHidden/>
+    <w:unhideWhenUsed/>
+    <w:rsid w:val="009f2808"/>
+    <w:pPr/>
+    <w:rPr>
+      <w:sz w:val="20"/>
+      <w:szCs w:val="20"/>
+    </w:rPr>
+  </w:style>
+  <w:style w:type="paragraph" w:styleId="annotationsubject">
+    <w:name w:val="annotation subject"/>
+    <w:basedOn w:val="CommentText"/>
+    <w:next w:val="CommentText"/>
+    <w:link w:val="KommentarsmneChar"/>
+    <w:uiPriority w:val="99"/>
+    <w:semiHidden/>
+    <w:unhideWhenUsed/>
+    <w:qFormat/>
+    <w:rsid w:val="009f2808"/>
+    <w:pPr/>
+    <w:rPr>
+      <w:b/>
+      <w:bCs/>
+    </w:rPr>
+  </w:style>
+  <w:style w:type="paragraph" w:styleId="BalloonText">
+    <w:name w:val="Balloon Text"/>
+    <w:basedOn w:val="Normal"/>
+    <w:link w:val="BallongtextChar"/>
+    <w:uiPriority w:val="99"/>
+    <w:semiHidden/>
+    <w:unhideWhenUsed/>
+    <w:qFormat/>
+    <w:rsid w:val="009f2808"/>
+    <w:pPr/>
+    <w:rPr>
+      <w:rFonts w:ascii="Segoe UI" w:hAnsi="Segoe UI" w:cs="Segoe UI"/>
+      <w:sz w:val="18"/>
+      <w:szCs w:val="18"/>
+    </w:rPr>
+  </w:style>
+  <w:style w:type="numbering" w:styleId="NoList" w:default="1">
+    <w:name w:val="No List"/>
+    <w:uiPriority w:val="99"/>
+    <w:semiHidden/>
+    <w:unhideWhenUsed/>
+    <w:qFormat/>
   </w:style>
   <w:style w:type="table" w:default="1" w:styleId="Normaltabell">
     <w:name w:val="Normal Table"/>
@@ -1228,7 +2267,6 @@
     <w:semiHidden/>
     <w:unhideWhenUsed/>
     <w:tblPr>
-      <w:tblInd w:w="0" w:type="dxa"/>
       <w:tblCellMar>
         <w:top w:w="0" w:type="dxa"/>
         <w:left w:w="108" w:type="dxa"/>
@@ -1237,435 +2275,101 @@
       </w:tblCellMar>
     </w:tblPr>
   </w:style>
-  <w:style w:type="numbering" w:default="1" w:styleId="Ingenlista">
-    <w:name w:val="No List"/>
-    <w:uiPriority w:val="99"/>
-    <w:semiHidden/>
-    <w:unhideWhenUsed/>
-  </w:style>
-  <w:style w:type="paragraph" w:customStyle="1" w:styleId="Allmntstyckeformat">
-    <w:name w:val="[Allmänt styckeformat]"/>
-    <w:basedOn w:val="Normal"/>
-    <w:uiPriority w:val="99"/>
-    <w:rsid w:val="0063489F"/>
-    <w:pPr>
-      <w:widowControl w:val="0"/>
-      <w:autoSpaceDE w:val="0"/>
-      <w:autoSpaceDN w:val="0"/>
-      <w:adjustRightInd w:val="0"/>
-      <w:spacing w:line="288" w:lineRule="auto"/>
-      <w:textAlignment w:val="center"/>
-    </w:pPr>
-    <w:rPr>
-      <w:rFonts w:ascii="MinionPro-Regular" w:hAnsi="MinionPro-Regular" w:cs="MinionPro-Regular"/>
-      <w:color w:val="000000"/>
-    </w:rPr>
-  </w:style>
-  <w:style w:type="paragraph" w:styleId="Rubrik">
-    <w:name w:val="Title"/>
-    <w:aliases w:val="Titel"/>
-    <w:basedOn w:val="Allmntstyckeformat"/>
-    <w:next w:val="Normal"/>
-    <w:link w:val="RubrikChar"/>
-    <w:uiPriority w:val="10"/>
-    <w:qFormat/>
-    <w:rsid w:val="00C44417"/>
-    <w:pPr>
-      <w:spacing w:line="240" w:lineRule="auto"/>
-      <w:ind w:left="1701" w:right="685"/>
-    </w:pPr>
-    <w:rPr>
-      <w:rFonts w:ascii="Calibri" w:hAnsi="Calibri" w:cs="Calibri"/>
-      <w:sz w:val="60"/>
-      <w:szCs w:val="60"/>
-    </w:rPr>
-  </w:style>
-  <w:style w:type="character" w:customStyle="1" w:styleId="RubrikChar">
-    <w:name w:val="Rubrik Char"/>
-    <w:aliases w:val="Titel Char"/>
-    <w:basedOn w:val="Standardstycketeckensnitt"/>
-    <w:link w:val="Rubrik"/>
-    <w:uiPriority w:val="10"/>
-    <w:rsid w:val="00C44417"/>
-    <w:rPr>
-      <w:rFonts w:ascii="Calibri" w:hAnsi="Calibri" w:cs="Calibri"/>
-      <w:color w:val="000000"/>
-      <w:sz w:val="60"/>
-      <w:szCs w:val="60"/>
-    </w:rPr>
-  </w:style>
-  <w:style w:type="paragraph" w:styleId="Underrubrik">
-    <w:name w:val="Subtitle"/>
-    <w:aliases w:val="Undertitel"/>
-    <w:basedOn w:val="Allmntstyckeformat"/>
-    <w:next w:val="Normal"/>
-    <w:link w:val="UnderrubrikChar"/>
-    <w:uiPriority w:val="11"/>
-    <w:qFormat/>
-    <w:rsid w:val="00C44417"/>
-    <w:pPr>
-      <w:spacing w:line="360" w:lineRule="auto"/>
-      <w:ind w:left="1701" w:right="685"/>
-    </w:pPr>
-    <w:rPr>
-      <w:rFonts w:ascii="Calibri" w:hAnsi="Calibri" w:cs="Calibri"/>
-      <w:sz w:val="30"/>
-      <w:szCs w:val="30"/>
-    </w:rPr>
-  </w:style>
-  <w:style w:type="character" w:customStyle="1" w:styleId="UnderrubrikChar">
-    <w:name w:val="Underrubrik Char"/>
-    <w:aliases w:val="Undertitel Char"/>
-    <w:basedOn w:val="Standardstycketeckensnitt"/>
-    <w:link w:val="Underrubrik"/>
-    <w:uiPriority w:val="11"/>
-    <w:rsid w:val="00C44417"/>
-    <w:rPr>
-      <w:rFonts w:ascii="Calibri" w:hAnsi="Calibri" w:cs="Calibri"/>
-      <w:color w:val="000000"/>
-      <w:sz w:val="30"/>
-      <w:szCs w:val="30"/>
-    </w:rPr>
-  </w:style>
-  <w:style w:type="character" w:styleId="Diskretbetoning">
-    <w:name w:val="Subtle Emphasis"/>
-    <w:aliases w:val="Engelsk titel"/>
-    <w:uiPriority w:val="19"/>
-    <w:qFormat/>
-    <w:rsid w:val="00C44417"/>
-    <w:rPr>
-      <w:rFonts w:ascii="Calibri-Italic" w:hAnsi="Calibri-Italic" w:cs="Calibri-Italic"/>
-      <w:i/>
-      <w:iCs/>
-      <w:sz w:val="30"/>
-      <w:szCs w:val="30"/>
-    </w:rPr>
-  </w:style>
-  <w:style w:type="character" w:styleId="Stark">
-    <w:name w:val="Strong"/>
-    <w:aliases w:val="Författarens namn"/>
-    <w:uiPriority w:val="22"/>
-    <w:qFormat/>
-    <w:rsid w:val="00C44417"/>
-    <w:rPr>
-      <w:rFonts w:ascii="Calibri-Bold" w:hAnsi="Calibri-Bold" w:cs="Calibri-Bold"/>
-      <w:b/>
-      <w:bCs/>
-    </w:rPr>
-  </w:style>
-  <w:style w:type="character" w:styleId="Betoning">
-    <w:name w:val="Emphasis"/>
-    <w:aliases w:val="vänsterställd infotext"/>
-    <w:uiPriority w:val="20"/>
-    <w:qFormat/>
-    <w:rsid w:val="00C44417"/>
-    <w:rPr>
-      <w:rFonts w:ascii="Calibri" w:hAnsi="Calibri" w:cs="Calibri"/>
-      <w:sz w:val="20"/>
-      <w:szCs w:val="20"/>
-    </w:rPr>
-  </w:style>
-  <w:style w:type="character" w:styleId="Starkbetoning">
-    <w:name w:val="Intense Emphasis"/>
-    <w:aliases w:val="Högerställd infotext"/>
-    <w:uiPriority w:val="21"/>
-    <w:qFormat/>
-    <w:rsid w:val="00C44417"/>
-    <w:rPr>
-      <w:rFonts w:ascii="Calibri" w:hAnsi="Calibri" w:cs="Calibri"/>
-      <w:sz w:val="20"/>
-      <w:szCs w:val="20"/>
-    </w:rPr>
-  </w:style>
-  <w:style w:type="paragraph" w:styleId="Ingetavstnd">
-    <w:name w:val="No Spacing"/>
-    <w:uiPriority w:val="1"/>
-    <w:qFormat/>
-    <w:rsid w:val="00A02AAB"/>
-    <w:rPr>
-      <w:rFonts w:ascii="Georgia" w:hAnsi="Georgia"/>
-    </w:rPr>
-  </w:style>
-  <w:style w:type="character" w:customStyle="1" w:styleId="Rubrik1Char">
-    <w:name w:val="Rubrik 1 Char"/>
-    <w:basedOn w:val="Standardstycketeckensnitt"/>
-    <w:link w:val="Rubrik1"/>
-    <w:uiPriority w:val="9"/>
-    <w:rsid w:val="00A02AAB"/>
-    <w:rPr>
-      <w:rFonts w:ascii="Calibri" w:eastAsiaTheme="majorEastAsia" w:hAnsi="Calibri" w:cstheme="majorBidi"/>
-      <w:color w:val="000000" w:themeColor="text1"/>
-      <w:sz w:val="32"/>
-      <w:szCs w:val="32"/>
-    </w:rPr>
-  </w:style>
-  <w:style w:type="character" w:customStyle="1" w:styleId="Rubrik2Char">
-    <w:name w:val="Rubrik 2 Char"/>
-    <w:basedOn w:val="Standardstycketeckensnitt"/>
-    <w:link w:val="Rubrik2"/>
-    <w:uiPriority w:val="9"/>
-    <w:semiHidden/>
-    <w:rsid w:val="00A02AAB"/>
-    <w:rPr>
-      <w:rFonts w:ascii="Calibri" w:eastAsiaTheme="majorEastAsia" w:hAnsi="Calibri" w:cstheme="majorBidi"/>
-      <w:color w:val="000000" w:themeColor="text1"/>
-      <w:sz w:val="26"/>
-      <w:szCs w:val="26"/>
-    </w:rPr>
-  </w:style>
-  <w:style w:type="character" w:styleId="Kommentarsreferens">
-    <w:name w:val="annotation reference"/>
-    <w:basedOn w:val="Standardstycketeckensnitt"/>
-    <w:uiPriority w:val="99"/>
-    <w:semiHidden/>
-    <w:unhideWhenUsed/>
-    <w:rsid w:val="009F2808"/>
-    <w:rPr>
-      <w:sz w:val="16"/>
-      <w:szCs w:val="16"/>
-    </w:rPr>
-  </w:style>
-  <w:style w:type="paragraph" w:styleId="Kommentarer">
-    <w:name w:val="annotation text"/>
-    <w:basedOn w:val="Normal"/>
-    <w:link w:val="KommentarerChar"/>
-    <w:uiPriority w:val="99"/>
-    <w:semiHidden/>
-    <w:unhideWhenUsed/>
-    <w:rsid w:val="009F2808"/>
-    <w:rPr>
-      <w:sz w:val="20"/>
-      <w:szCs w:val="20"/>
-    </w:rPr>
-  </w:style>
-  <w:style w:type="character" w:customStyle="1" w:styleId="KommentarerChar">
-    <w:name w:val="Kommentarer Char"/>
-    <w:basedOn w:val="Standardstycketeckensnitt"/>
-    <w:link w:val="Kommentarer"/>
-    <w:uiPriority w:val="99"/>
-    <w:semiHidden/>
-    <w:rsid w:val="009F2808"/>
-    <w:rPr>
-      <w:rFonts w:ascii="Georgia" w:hAnsi="Georgia"/>
-      <w:sz w:val="20"/>
-      <w:szCs w:val="20"/>
-    </w:rPr>
-  </w:style>
-  <w:style w:type="paragraph" w:styleId="Kommentarsmne">
-    <w:name w:val="annotation subject"/>
-    <w:basedOn w:val="Kommentarer"/>
-    <w:next w:val="Kommentarer"/>
-    <w:link w:val="KommentarsmneChar"/>
-    <w:uiPriority w:val="99"/>
-    <w:semiHidden/>
-    <w:unhideWhenUsed/>
-    <w:rsid w:val="009F2808"/>
-    <w:rPr>
-      <w:b/>
-      <w:bCs/>
-    </w:rPr>
-  </w:style>
-  <w:style w:type="character" w:customStyle="1" w:styleId="KommentarsmneChar">
-    <w:name w:val="Kommentarsämne Char"/>
-    <w:basedOn w:val="KommentarerChar"/>
-    <w:link w:val="Kommentarsmne"/>
-    <w:uiPriority w:val="99"/>
-    <w:semiHidden/>
-    <w:rsid w:val="009F2808"/>
-    <w:rPr>
-      <w:rFonts w:ascii="Georgia" w:hAnsi="Georgia"/>
-      <w:b/>
-      <w:bCs/>
-      <w:sz w:val="20"/>
-      <w:szCs w:val="20"/>
-    </w:rPr>
-  </w:style>
-  <w:style w:type="paragraph" w:styleId="Ballongtext">
-    <w:name w:val="Balloon Text"/>
-    <w:basedOn w:val="Normal"/>
-    <w:link w:val="BallongtextChar"/>
-    <w:uiPriority w:val="99"/>
-    <w:semiHidden/>
-    <w:unhideWhenUsed/>
-    <w:rsid w:val="009F2808"/>
-    <w:rPr>
-      <w:rFonts w:ascii="Segoe UI" w:hAnsi="Segoe UI" w:cs="Segoe UI"/>
-      <w:sz w:val="18"/>
-      <w:szCs w:val="18"/>
-    </w:rPr>
-  </w:style>
-  <w:style w:type="character" w:customStyle="1" w:styleId="BallongtextChar">
-    <w:name w:val="Ballongtext Char"/>
-    <w:basedOn w:val="Standardstycketeckensnitt"/>
-    <w:link w:val="Ballongtext"/>
-    <w:uiPriority w:val="99"/>
-    <w:semiHidden/>
-    <w:rsid w:val="009F2808"/>
-    <w:rPr>
-      <w:rFonts w:ascii="Segoe UI" w:hAnsi="Segoe UI" w:cs="Segoe UI"/>
-      <w:sz w:val="18"/>
-      <w:szCs w:val="18"/>
-    </w:rPr>
-  </w:style>
 </w:styles>
 </file>
 
 <file path=word/theme/theme1.xml><?xml version="1.0" encoding="utf-8"?>
-<a:theme xmlns:a="http://schemas.openxmlformats.org/drawingml/2006/main" name="Office-tema">
+<a:theme xmlns:a="http://schemas.openxmlformats.org/drawingml/2006/main" xmlns:r="http://schemas.openxmlformats.org/officeDocument/2006/relationships" name="Office-tema">
   <a:themeElements>
     <a:clrScheme name="Office">
       <a:dk1>
-        <a:sysClr val="windowText" lastClr="000000"/>
+        <a:srgbClr val="000000"/>
       </a:dk1>
       <a:lt1>
-        <a:sysClr val="window" lastClr="FFFFFF"/>
+        <a:srgbClr val="ffffff"/>
       </a:lt1>
       <a:dk2>
-        <a:srgbClr val="44546A"/>
+        <a:srgbClr val="44546a"/>
       </a:dk2>
       <a:lt2>
-        <a:srgbClr val="E7E6E6"/>
+        <a:srgbClr val="e7e6e6"/>
       </a:lt2>
       <a:accent1>
-        <a:srgbClr val="5B9BD5"/>
+        <a:srgbClr val="5b9bd5"/>
       </a:accent1>
       <a:accent2>
-        <a:srgbClr val="ED7D31"/>
+        <a:srgbClr val="ed7d31"/>
       </a:accent2>
       <a:accent3>
-        <a:srgbClr val="A5A5A5"/>
+        <a:srgbClr val="a5a5a5"/>
       </a:accent3>
       <a:accent4>
-        <a:srgbClr val="FFC000"/>
+        <a:srgbClr val="ffc000"/>
       </a:accent4>
       <a:accent5>
-        <a:srgbClr val="4472C4"/>
+        <a:srgbClr val="4472c4"/>
       </a:accent5>
       <a:accent6>
-        <a:srgbClr val="70AD47"/>
+        <a:srgbClr val="70ad47"/>
       </a:accent6>
       <a:hlink>
-        <a:srgbClr val="0563C1"/>
+        <a:srgbClr val="0563c1"/>
       </a:hlink>
       <a:folHlink>
-        <a:srgbClr val="954F72"/>
+        <a:srgbClr val="954f72"/>
       </a:folHlink>
     </a:clrScheme>
     <a:fontScheme name="Office">
       <a:majorFont>
-        <a:latin typeface="Calibri Light" panose="020F0302020204030204"/>
+        <a:latin typeface="Calibri Light" panose="020F0302020204030204" pitchFamily="0" charset="1"/>
         <a:ea typeface=""/>
         <a:cs typeface=""/>
-        <a:font script="Jpan" typeface="ＭＳ ゴシック"/>
-        <a:font script="Hang" typeface="맑은 고딕"/>
-        <a:font script="Hans" typeface="宋体"/>
-        <a:font script="Hant" typeface="新細明體"/>
-        <a:font script="Arab" typeface="Times New Roman"/>
-        <a:font script="Hebr" typeface="Times New Roman"/>
-        <a:font script="Thai" typeface="Angsana New"/>
-        <a:font script="Ethi" typeface="Nyala"/>
-        <a:font script="Beng" typeface="Vrinda"/>
-        <a:font script="Gujr" typeface="Shruti"/>
-        <a:font script="Khmr" typeface="MoolBoran"/>
-        <a:font script="Knda" typeface="Tunga"/>
-        <a:font script="Guru" typeface="Raavi"/>
-        <a:font script="Cans" typeface="Euphemia"/>
-        <a:font script="Cher" typeface="Plantagenet Cherokee"/>
-        <a:font script="Yiii" typeface="Microsoft Yi Baiti"/>
-        <a:font script="Tibt" typeface="Microsoft Himalaya"/>
-        <a:font script="Thaa" typeface="MV Boli"/>
-        <a:font script="Deva" typeface="Mangal"/>
-        <a:font script="Telu" typeface="Gautami"/>
-        <a:font script="Taml" typeface="Latha"/>
-        <a:font script="Syrc" typeface="Estrangelo Edessa"/>
-        <a:font script="Orya" typeface="Kalinga"/>
-        <a:font script="Mlym" typeface="Kartika"/>
-        <a:font script="Laoo" typeface="DokChampa"/>
-        <a:font script="Sinh" typeface="Iskoola Pota"/>
-        <a:font script="Mong" typeface="Mongolian Baiti"/>
-        <a:font script="Viet" typeface="Times New Roman"/>
-        <a:font script="Uigh" typeface="Microsoft Uighur"/>
-        <a:font script="Geor" typeface="Sylfaen"/>
       </a:majorFont>
       <a:minorFont>
-        <a:latin typeface="Calibri" panose="020F0502020204030204"/>
+        <a:latin typeface="Calibri" panose="020F0502020204030204" pitchFamily="0" charset="1"/>
         <a:ea typeface=""/>
         <a:cs typeface=""/>
-        <a:font script="Jpan" typeface="ＭＳ 明朝"/>
-        <a:font script="Hang" typeface="맑은 고딕"/>
-        <a:font script="Hans" typeface="宋体"/>
-        <a:font script="Hant" typeface="新細明體"/>
-        <a:font script="Arab" typeface="Arial"/>
-        <a:font script="Hebr" typeface="Arial"/>
-        <a:font script="Thai" typeface="Cordia New"/>
-        <a:font script="Ethi" typeface="Nyala"/>
-        <a:font script="Beng" typeface="Vrinda"/>
-        <a:font script="Gujr" typeface="Shruti"/>
-        <a:font script="Khmr" typeface="DaunPenh"/>
-        <a:font script="Knda" typeface="Tunga"/>
-        <a:font script="Guru" typeface="Raavi"/>
-        <a:font script="Cans" typeface="Euphemia"/>
-        <a:font script="Cher" typeface="Plantagenet Cherokee"/>
-        <a:font script="Yiii" typeface="Microsoft Yi Baiti"/>
-        <a:font script="Tibt" typeface="Microsoft Himalaya"/>
-        <a:font script="Thaa" typeface="MV Boli"/>
-        <a:font script="Deva" typeface="Mangal"/>
-        <a:font script="Telu" typeface="Gautami"/>
-        <a:font script="Taml" typeface="Latha"/>
-        <a:font script="Syrc" typeface="Estrangelo Edessa"/>
-        <a:font script="Orya" typeface="Kalinga"/>
-        <a:font script="Mlym" typeface="Kartika"/>
-        <a:font script="Laoo" typeface="DokChampa"/>
-        <a:font script="Sinh" typeface="Iskoola Pota"/>
-        <a:font script="Mong" typeface="Mongolian Baiti"/>
-        <a:font script="Viet" typeface="Arial"/>
-        <a:font script="Uigh" typeface="Microsoft Uighur"/>
-        <a:font script="Geor" typeface="Sylfaen"/>
       </a:minorFont>
     </a:fontScheme>
-    <a:fmtScheme name="Office">
+    <a:fmtScheme>
       <a:fillStyleLst>
         <a:solidFill>
           <a:schemeClr val="phClr"/>
         </a:solidFill>
-        <a:gradFill rotWithShape="1">
+        <a:gradFill>
           <a:gsLst>
             <a:gs pos="0">
               <a:schemeClr val="phClr">
                 <a:lumMod val="110000"/>
-                <a:satMod val="105000"/>
                 <a:tint val="67000"/>
               </a:schemeClr>
             </a:gs>
             <a:gs pos="50000">
               <a:schemeClr val="phClr">
                 <a:lumMod val="105000"/>
-                <a:satMod val="103000"/>
                 <a:tint val="73000"/>
               </a:schemeClr>
             </a:gs>
             <a:gs pos="100000">
               <a:schemeClr val="phClr">
                 <a:lumMod val="105000"/>
-                <a:satMod val="109000"/>
                 <a:tint val="81000"/>
               </a:schemeClr>
             </a:gs>
           </a:gsLst>
           <a:lin ang="5400000" scaled="0"/>
+          <a:tileRect l="0" t="0" r="0" b="0"/>
         </a:gradFill>
-        <a:gradFill rotWithShape="1">
+        <a:gradFill>
           <a:gsLst>
             <a:gs pos="0">
               <a:schemeClr val="phClr">
-                <a:satMod val="103000"/>
                 <a:lumMod val="102000"/>
                 <a:tint val="94000"/>
               </a:schemeClr>
             </a:gs>
             <a:gs pos="50000">
               <a:schemeClr val="phClr">
-                <a:satMod val="110000"/>
                 <a:lumMod val="100000"/>
                 <a:shade val="100000"/>
               </a:schemeClr>
@@ -1673,33 +2377,24 @@
             <a:gs pos="100000">
               <a:schemeClr val="phClr">
                 <a:lumMod val="99000"/>
-                <a:satMod val="120000"/>
                 <a:shade val="78000"/>
               </a:schemeClr>
             </a:gs>
           </a:gsLst>
           <a:lin ang="5400000" scaled="0"/>
+          <a:tileRect l="0" t="0" r="0" b="0"/>
         </a:gradFill>
       </a:fillStyleLst>
       <a:lnStyleLst>
         <a:ln w="6350" cap="flat" cmpd="sng" algn="ctr">
-          <a:solidFill>
-            <a:schemeClr val="phClr"/>
-          </a:solidFill>
           <a:prstDash val="solid"/>
           <a:miter lim="800000"/>
         </a:ln>
         <a:ln w="12700" cap="flat" cmpd="sng" algn="ctr">
-          <a:solidFill>
-            <a:schemeClr val="phClr"/>
-          </a:solidFill>
           <a:prstDash val="solid"/>
           <a:miter lim="800000"/>
         </a:ln>
         <a:ln w="19050" cap="flat" cmpd="sng" algn="ctr">
-          <a:solidFill>
-            <a:schemeClr val="phClr"/>
-          </a:solidFill>
           <a:prstDash val="solid"/>
           <a:miter lim="800000"/>
         </a:ln>
@@ -1712,13 +2407,7 @@
           <a:effectLst/>
         </a:effectStyle>
         <a:effectStyle>
-          <a:effectLst>
-            <a:outerShdw blurRad="57150" dist="19050" dir="5400000" algn="ctr" rotWithShape="0">
-              <a:srgbClr val="000000">
-                <a:alpha val="63000"/>
-              </a:srgbClr>
-            </a:outerShdw>
-          </a:effectLst>
+          <a:effectLst/>
         </a:effectStyle>
       </a:effectStyleLst>
       <a:bgFillStyleLst>
@@ -1728,15 +2417,13 @@
         <a:solidFill>
           <a:schemeClr val="phClr">
             <a:tint val="95000"/>
-            <a:satMod val="170000"/>
           </a:schemeClr>
         </a:solidFill>
-        <a:gradFill rotWithShape="1">
+        <a:gradFill>
           <a:gsLst>
             <a:gs pos="0">
               <a:schemeClr val="phClr">
                 <a:tint val="93000"/>
-                <a:satMod val="150000"/>
                 <a:shade val="98000"/>
                 <a:lumMod val="102000"/>
               </a:schemeClr>
@@ -1744,7 +2431,6 @@
             <a:gs pos="50000">
               <a:schemeClr val="phClr">
                 <a:tint val="98000"/>
-                <a:satMod val="130000"/>
                 <a:shade val="90000"/>
                 <a:lumMod val="103000"/>
               </a:schemeClr>
@@ -1752,22 +2438,15 @@
             <a:gs pos="100000">
               <a:schemeClr val="phClr">
                 <a:shade val="63000"/>
-                <a:satMod val="120000"/>
               </a:schemeClr>
             </a:gs>
           </a:gsLst>
           <a:lin ang="5400000" scaled="0"/>
+          <a:tileRect l="0" t="0" r="0" b="0"/>
         </a:gradFill>
       </a:bgFillStyleLst>
     </a:fmtScheme>
   </a:themeElements>
-  <a:objectDefaults/>
-  <a:extraClrSchemeLst/>
-  <a:extLst>
-    <a:ext uri="{05A4C25C-085E-4340-85A3-A5531E510DB2}">
-      <thm15:themeFamily xmlns:thm15="http://schemas.microsoft.com/office/thememl/2012/main" name="Office Theme" id="{62F939B6-93AF-4DB8-9C6B-D6C7DFDC589F}" vid="{4A3C46E8-61CC-4603-A589-7422A47A8E4A}"/>
-    </a:ext>
-  </a:extLst>
 </a:theme>
 </file>
 
@@ -1987,7 +2666,22 @@
 </file>
 
 <file path=customXml/itemProps1.xml><?xml version="1.0" encoding="utf-8"?>
-<ds:datastoreItem xmlns:ds="http://schemas.openxmlformats.org/officeDocument/2006/customXml" ds:itemID="{C15CA087-78F0-4B93-A21B-EB303DCCE0EE}"/>
+<ds:datastoreItem xmlns:ds="http://schemas.openxmlformats.org/officeDocument/2006/customXml" ds:itemID="{C15CA087-78F0-4B93-A21B-EB303DCCE0EE}">
+  <ds:schemaRefs>
+    <ds:schemaRef ds:uri="http://schemas.microsoft.com/office/2006/metadata/contentType"/>
+    <ds:schemaRef ds:uri="http://schemas.microsoft.com/office/2006/metadata/properties/metaAttributes"/>
+    <ds:schemaRef ds:uri="http://www.w3.org/2001/XMLSchema"/>
+    <ds:schemaRef ds:uri="http://schemas.microsoft.com/office/2006/metadata/properties"/>
+    <ds:schemaRef ds:uri="691d24fb-e17e-4a5e-9414-94513e6aff25"/>
+    <ds:schemaRef ds:uri="1a019fe7-1cbb-4790-8c4c-66bee00fcef3"/>
+    <ds:schemaRef ds:uri="http://schemas.microsoft.com/office/2006/documentManagement/types"/>
+    <ds:schemaRef ds:uri="http://schemas.microsoft.com/office/infopath/2007/PartnerControls"/>
+    <ds:schemaRef ds:uri="http://schemas.openxmlformats.org/package/2006/metadata/core-properties"/>
+    <ds:schemaRef ds:uri="http://purl.org/dc/elements/1.1/"/>
+    <ds:schemaRef ds:uri="http://purl.org/dc/terms/"/>
+    <ds:schemaRef ds:uri="http://schemas.microsoft.com/internal/obd"/>
+  </ds:schemaRefs>
+</ds:datastoreItem>
 </file>
 
 <file path=customXml/itemProps2.xml><?xml version="1.0" encoding="utf-8"?>
@@ -2001,15 +2695,10 @@
 <file path=customXml/itemProps3.xml><?xml version="1.0" encoding="utf-8"?>
 <ds:datastoreItem xmlns:ds="http://schemas.openxmlformats.org/officeDocument/2006/customXml" ds:itemID="{BD5C2C2A-D9FB-4459-85E2-484F78F8509C}">
   <ds:schemaRefs>
-    <ds:schemaRef ds:uri="http://purl.org/dc/terms/"/>
-    <ds:schemaRef ds:uri="http://schemas.openxmlformats.org/package/2006/metadata/core-properties"/>
-    <ds:schemaRef ds:uri="http://purl.org/dc/dcmitype/"/>
+    <ds:schemaRef ds:uri="http://schemas.microsoft.com/office/2006/metadata/properties"/>
     <ds:schemaRef ds:uri="http://schemas.microsoft.com/office/infopath/2007/PartnerControls"/>
-    <ds:schemaRef ds:uri="36524dab-cc3f-41d1-9d69-a0b2f849367f"/>
-    <ds:schemaRef ds:uri="http://purl.org/dc/elements/1.1/"/>
-    <ds:schemaRef ds:uri="http://schemas.microsoft.com/office/2006/documentManagement/types"/>
-    <ds:schemaRef ds:uri="http://schemas.microsoft.com/office/2006/metadata/properties"/>
-    <ds:schemaRef ds:uri="http://www.w3.org/XML/1998/namespace"/>
+    <ds:schemaRef ds:uri="691d24fb-e17e-4a5e-9414-94513e6aff25"/>
+    <ds:schemaRef ds:uri="1a019fe7-1cbb-4790-8c4c-66bee00fcef3"/>
   </ds:schemaRefs>
 </ds:datastoreItem>
 </file>